--- a/storage/dms/originals/DOC-1011.docx
+++ b/storage/dms/originals/DOC-1011.docx
@@ -4,173 +4,303 @@
   <w:body>
     <w:p>
       <w:pPr>
-        <w:keepNext/>
-        <w:spacing w:before="280" w:after="120"/>
-      </w:pPr>
-      <w:bookmarkStart w:id="0" w:name="_GoBack"/>
-      <w:bookmarkEnd w:id="0"/>
-      <w:r>
         <w:rPr>
           <w:b/>
           <w:bCs/>
         </w:rPr>
-        <w:t>SUMMARY</w:t>
-      </w:r>
-    </w:p>
-    <w:p>
-      <w:pPr>
-        <w:pStyle w:val="ListParagraph"/>
-        <w:numPr>
-          <w:ilvl w:val="0"/>
-          <w:numId w:val="2"/>
-        </w:numPr>
-        <w:spacing w:after="60" w:line="264" w:lineRule="auto"/>
-        <w:jc w:val="both"/>
-      </w:pPr>
-      <w:proofErr w:type="spellStart"/>
-      <w:r>
-        <w:t>Veeva</w:t>
-      </w:r>
-      <w:proofErr w:type="spellEnd"/>
-      <w:r>
-        <w:t xml:space="preserve"> Vault Developer with 3+ years of experience in enterprise application development, configuration, customization, and Life Sciences technology solutions.</w:t>
-      </w:r>
-    </w:p>
-    <w:p>
-      <w:pPr>
-        <w:pStyle w:val="ListParagraph"/>
-        <w:numPr>
-          <w:ilvl w:val="0"/>
-          <w:numId w:val="2"/>
-        </w:numPr>
-        <w:spacing w:after="60" w:line="264" w:lineRule="auto"/>
-        <w:jc w:val="both"/>
-      </w:pPr>
-      <w:r>
-        <w:t>Hands-on experience with business process configuration, workflows, data validation, security, access management, automation, and application support.</w:t>
-      </w:r>
-    </w:p>
-    <w:p>
-      <w:pPr>
-        <w:pStyle w:val="ListParagraph"/>
-        <w:numPr>
-          <w:ilvl w:val="0"/>
-          <w:numId w:val="2"/>
-        </w:numPr>
-        <w:spacing w:after="60" w:line="264" w:lineRule="auto"/>
-        <w:jc w:val="both"/>
-      </w:pPr>
-      <w:r>
-        <w:t>Experienced in designing and maintaining configurable objects, fields, record types, workflows, validatio</w:t>
-      </w:r>
-      <w:r>
-        <w:t>n rules, and role-based access controls.</w:t>
-      </w:r>
-    </w:p>
-    <w:p>
-      <w:pPr>
-        <w:pStyle w:val="ListParagraph"/>
-        <w:numPr>
-          <w:ilvl w:val="0"/>
-          <w:numId w:val="2"/>
-        </w:numPr>
-        <w:spacing w:after="60" w:line="264" w:lineRule="auto"/>
-        <w:jc w:val="both"/>
-      </w:pPr>
-      <w:r>
-        <w:t>Experienced in data migration, data cleansing, field mapping, validation, bulk processing, and maintaining data integrity across enterprise applications.</w:t>
-      </w:r>
-    </w:p>
-    <w:p>
-      <w:pPr>
-        <w:pStyle w:val="ListParagraph"/>
-        <w:numPr>
-          <w:ilvl w:val="0"/>
-          <w:numId w:val="2"/>
-        </w:numPr>
-        <w:spacing w:after="60" w:line="264" w:lineRule="auto"/>
-        <w:jc w:val="both"/>
-      </w:pPr>
-      <w:r>
-        <w:t>Experienced in supporting integrations using REST API concept</w:t>
-      </w:r>
-      <w:r>
-        <w:t>s and collaborating with cross-functional teams on system enhancements.</w:t>
-      </w:r>
-    </w:p>
-    <w:p>
-      <w:pPr>
-        <w:pStyle w:val="ListParagraph"/>
-        <w:numPr>
-          <w:ilvl w:val="0"/>
-          <w:numId w:val="2"/>
-        </w:numPr>
-        <w:spacing w:after="60" w:line="264" w:lineRule="auto"/>
-        <w:jc w:val="both"/>
-      </w:pPr>
-      <w:r>
-        <w:t>Strong analytical and problem-solving skills with experience translating business requirements into scalable application solutions.</w:t>
-      </w:r>
-    </w:p>
-    <w:p>
-      <w:pPr>
-        <w:keepNext/>
-        <w:spacing w:before="280" w:after="120"/>
-      </w:pPr>
+      </w:pPr>
+      <w:bookmarkStart w:id="0" w:name="_GoBack"/>
+      <w:bookmarkEnd w:id="0"/>
       <w:r>
         <w:rPr>
           <w:b/>
           <w:bCs/>
         </w:rPr>
-        <w:t>RELEVANT PROJECT EXPERIENCE</w:t>
-      </w:r>
-    </w:p>
-    <w:p>
-      <w:pPr>
-        <w:keepNext/>
-        <w:pBdr>
-          <w:top w:val="single" w:sz="4" w:space="4" w:color="DAECF3"/>
-          <w:left w:val="single" w:sz="4" w:space="4" w:color="DAECF3"/>
-          <w:bottom w:val="single" w:sz="4" w:space="4" w:color="DAECF3"/>
-          <w:right w:val="single" w:sz="4" w:space="4" w:color="DAECF3"/>
-        </w:pBdr>
-        <w:shd w:val="clear" w:color="auto" w:fill="DAECF3"/>
-        <w:tabs>
-          <w:tab w:val="right" w:pos="9240"/>
-        </w:tabs>
-        <w:spacing w:before="200" w:after="60"/>
-        <w:ind w:left="120" w:right="120"/>
-      </w:pPr>
+        <w:t xml:space="preserve">                                                                                                                                       </w:t>
+      </w:r>
       <w:r>
         <w:rPr>
           <w:b/>
           <w:bCs/>
         </w:rPr>
-        <w:t>VEEVA VAULT RIM</w:t>
-      </w:r>
-      <w:r>
-        <w:tab/>
+        <w:br/>
       </w:r>
       <w:r>
         <w:rPr>
           <w:b/>
           <w:bCs/>
         </w:rPr>
-        <w:t>May 2024</w:t>
-      </w:r>
+        <w:br/>
+        <w:t xml:space="preserve">SUMMARY </w:t>
+      </w:r>
+    </w:p>
+    <w:p>
+      <w:pPr>
+        <w:pStyle w:val="ListParagraph"/>
+        <w:numPr>
+          <w:ilvl w:val="0"/>
+          <w:numId w:val="1"/>
+        </w:numPr>
+        <w:jc w:val="both"/>
+      </w:pPr>
+      <w:r>
+        <w:t xml:space="preserve">Veeva Vault Consultant with </w:t>
+      </w:r>
+      <w:r>
+        <w:t>3</w:t>
+      </w:r>
+      <w:r>
+        <w:t>+ years of experience in Life Sciences IT supporting Quality and Clinical systems.</w:t>
+      </w:r>
+    </w:p>
+    <w:p>
+      <w:pPr>
+        <w:pStyle w:val="ListParagraph"/>
+        <w:numPr>
+          <w:ilvl w:val="0"/>
+          <w:numId w:val="1"/>
+        </w:numPr>
+        <w:jc w:val="both"/>
+      </w:pPr>
+      <w:r>
+        <w:t xml:space="preserve">Specialized in Veeva Vault QMS, </w:t>
+      </w:r>
+      <w:r>
+        <w:t>Quality Docs and</w:t>
+      </w:r>
+      <w:r>
+        <w:t xml:space="preserve"> CTMS.</w:t>
+      </w:r>
+    </w:p>
+    <w:p>
+      <w:pPr>
+        <w:pStyle w:val="ListParagraph"/>
+        <w:numPr>
+          <w:ilvl w:val="0"/>
+          <w:numId w:val="1"/>
+        </w:numPr>
+        <w:jc w:val="both"/>
+      </w:pPr>
+      <w:r>
+        <w:t>Hands-on exper</w:t>
+      </w:r>
+      <w:r>
+        <w:t>tise</w:t>
+      </w:r>
+      <w:r>
+        <w:t xml:space="preserve"> </w:t>
+      </w:r>
+      <w:r>
+        <w:t>configuring</w:t>
+      </w:r>
+      <w:r>
+        <w:t xml:space="preserve"> QualityDocs, Deviations, CAPA, Change Control, Complaints, Audits</w:t>
+      </w:r>
+      <w:r>
+        <w:t xml:space="preserve"> and Training modules</w:t>
+      </w:r>
+      <w:r>
+        <w:t>.</w:t>
+      </w:r>
+    </w:p>
+    <w:p>
+      <w:pPr>
+        <w:pStyle w:val="ListParagraph"/>
+        <w:numPr>
+          <w:ilvl w:val="0"/>
+          <w:numId w:val="1"/>
+        </w:numPr>
+        <w:jc w:val="both"/>
+      </w:pPr>
+      <w:r>
+        <w:t>Managed complex document and object lifecycle configurations, including automated role assignments, entry/exit criteria, and conditional transitions across QMS and Clinical Vault modules</w:t>
+      </w:r>
+      <w:r>
+        <w:t>.</w:t>
+      </w:r>
+    </w:p>
+    <w:p>
+      <w:pPr>
+        <w:pStyle w:val="ListParagraph"/>
+        <w:numPr>
+          <w:ilvl w:val="0"/>
+          <w:numId w:val="1"/>
+        </w:numPr>
+        <w:jc w:val="both"/>
+      </w:pPr>
+      <w:r>
+        <w:t>Built and maintained custom workflows for Change Control and Deviation processes with approval steps, conditional routing, escalations, and state-specific permissions.</w:t>
+      </w:r>
+    </w:p>
+    <w:p>
+      <w:pPr>
+        <w:pStyle w:val="ListParagraph"/>
+        <w:numPr>
+          <w:ilvl w:val="0"/>
+          <w:numId w:val="1"/>
+        </w:numPr>
+        <w:jc w:val="both"/>
+      </w:pPr>
+      <w:r>
+        <w:t>Experienced in Vault Loader data migration with complete metadata traceability.</w:t>
+      </w:r>
+    </w:p>
+    <w:p>
+      <w:pPr>
+        <w:pStyle w:val="ListParagraph"/>
+        <w:numPr>
+          <w:ilvl w:val="0"/>
+          <w:numId w:val="1"/>
+        </w:numPr>
+        <w:jc w:val="both"/>
+      </w:pPr>
+      <w:r>
+        <w:t>Proficient in atomic security, role-based access control, workflows, lifecycles, and validation rules.</w:t>
+      </w:r>
+    </w:p>
+    <w:p>
+      <w:pPr>
+        <w:pStyle w:val="ListParagraph"/>
+        <w:numPr>
+          <w:ilvl w:val="0"/>
+          <w:numId w:val="1"/>
+        </w:numPr>
+        <w:jc w:val="both"/>
+      </w:pPr>
+      <w:r>
+        <w:t>Handled change request configurations (DCRs), including template setup, dynamic access rules, and field-level validation to ensure traceability and data integrity.</w:t>
+      </w:r>
+    </w:p>
+    <w:p>
+      <w:pPr>
+        <w:pStyle w:val="ListParagraph"/>
+        <w:numPr>
+          <w:ilvl w:val="0"/>
+          <w:numId w:val="1"/>
+        </w:numPr>
+        <w:jc w:val="both"/>
+      </w:pPr>
+      <w:r>
+        <w:t>Developed advanced reports and dashboards to monitor quality KPIs including overdue CAPAs, aging deviations, pending change controls, and effectiveness checks.</w:t>
+      </w:r>
+    </w:p>
+    <w:p>
+      <w:pPr>
+        <w:pStyle w:val="ListParagraph"/>
+        <w:numPr>
+          <w:ilvl w:val="0"/>
+          <w:numId w:val="1"/>
+        </w:numPr>
+        <w:jc w:val="both"/>
+      </w:pPr>
+      <w:r>
+        <w:t>Proficient with ITSM tools (ServiceNow) for incident, request, and change management.</w:t>
+      </w:r>
+    </w:p>
+    <w:p/>
+    <w:p>
       <w:r>
         <w:rPr>
           <w:b/>
           <w:bCs/>
         </w:rPr>
-        <w:t xml:space="preserve"> – Present</w:t>
-      </w:r>
-    </w:p>
-    <w:p>
-      <w:pPr>
-        <w:keepNext/>
-        <w:spacing w:before="120" w:after="100"/>
+        <w:t xml:space="preserve">RELEVANT PROJECT EXPERIENCE </w:t>
+      </w:r>
+    </w:p>
+    <w:tbl>
+      <w:tblPr>
+        <w:tblW w:w="0" w:type="auto"/>
+        <w:tblInd w:w="135" w:type="dxa"/>
+        <w:tblLayout w:type="fixed"/>
+        <w:tblLook w:val="04A0" w:firstRow="1" w:lastRow="0" w:firstColumn="1" w:lastColumn="0" w:noHBand="0" w:noVBand="1"/>
+      </w:tblPr>
+      <w:tblGrid>
+        <w:gridCol w:w="4881"/>
+        <w:gridCol w:w="4143"/>
+      </w:tblGrid>
+      <w:tr>
+        <w:trPr>
+          <w:trHeight w:val="363"/>
+        </w:trPr>
+        <w:tc>
+          <w:tcPr>
+            <w:tcW w:w="4881" w:type="dxa"/>
+            <w:tcBorders>
+              <w:top w:val="nil"/>
+              <w:left w:val="nil"/>
+              <w:bottom w:val="nil"/>
+              <w:right w:val="nil"/>
+            </w:tcBorders>
+            <w:shd w:val="clear" w:color="auto" w:fill="DAECF3"/>
+          </w:tcPr>
+          <w:p>
+            <w:r>
+              <w:rPr>
+                <w:b/>
+                <w:bCs/>
+              </w:rPr>
+              <w:t>PRANA LIFE SCIENCES</w:t>
+            </w:r>
+          </w:p>
+        </w:tc>
+        <w:tc>
+          <w:tcPr>
+            <w:tcW w:w="4143" w:type="dxa"/>
+            <w:tcBorders>
+              <w:top w:val="nil"/>
+              <w:left w:val="nil"/>
+              <w:bottom w:val="nil"/>
+              <w:right w:val="nil"/>
+            </w:tcBorders>
+            <w:shd w:val="clear" w:color="auto" w:fill="DAECF3"/>
+          </w:tcPr>
+          <w:p>
+            <w:r>
+              <w:rPr>
+                <w:b/>
+                <w:bCs/>
+              </w:rPr>
+              <w:t xml:space="preserve">  </w:t>
+            </w:r>
+            <w:r>
+              <w:rPr>
+                <w:b/>
+                <w:bCs/>
+              </w:rPr>
+              <w:t xml:space="preserve">                                </w:t>
+            </w:r>
+            <w:r>
+              <w:rPr>
+                <w:b/>
+                <w:bCs/>
+              </w:rPr>
+              <w:t>202</w:t>
+            </w:r>
+            <w:r>
+              <w:rPr>
+                <w:b/>
+                <w:bCs/>
+              </w:rPr>
+              <w:t>3</w:t>
+            </w:r>
+            <w:r>
+              <w:rPr>
+                <w:b/>
+                <w:bCs/>
+              </w:rPr>
+              <w:t xml:space="preserve"> - Present</w:t>
+            </w:r>
+          </w:p>
+        </w:tc>
+      </w:tr>
+    </w:tbl>
+    <w:p>
+      <w:pPr>
         <w:ind w:left="360"/>
+        <w:rPr>
+          <w:b/>
+          <w:bCs/>
+        </w:rPr>
       </w:pPr>
       <w:r>
         <w:rPr>
@@ -179,21 +309,19 @@
         </w:rPr>
         <w:t xml:space="preserve">Role: </w:t>
       </w:r>
-      <w:proofErr w:type="spellStart"/>
       <w:r>
         <w:rPr>
           <w:b/>
           <w:bCs/>
         </w:rPr>
-        <w:t>Veeva</w:t>
-      </w:r>
-      <w:proofErr w:type="spellEnd"/>
+        <w:t xml:space="preserve">Veeva </w:t>
+      </w:r>
       <w:r>
         <w:rPr>
           <w:b/>
           <w:bCs/>
         </w:rPr>
-        <w:t xml:space="preserve"> Vault Developer</w:t>
+        <w:t>Vault Engineer</w:t>
       </w:r>
     </w:p>
     <w:p>
@@ -201,21 +329,12 @@
         <w:pStyle w:val="ListParagraph"/>
         <w:numPr>
           <w:ilvl w:val="0"/>
-          <w:numId w:val="2"/>
+          <w:numId w:val="9"/>
         </w:numPr>
-        <w:spacing w:after="60" w:line="264" w:lineRule="auto"/>
         <w:jc w:val="both"/>
       </w:pPr>
       <w:r>
-        <w:t xml:space="preserve">Configured </w:t>
-      </w:r>
-      <w:proofErr w:type="spellStart"/>
-      <w:r>
-        <w:t>Veeva</w:t>
-      </w:r>
-      <w:proofErr w:type="spellEnd"/>
-      <w:r>
-        <w:t xml:space="preserve"> Vault RIM processes supporting Registrations, Submissions, and Health Authority activities.</w:t>
+        <w:t>Administered user accounts, roles, profiles, and permissions to ensure secure, compliant, and role-based access across Vault QMS, Clinical, CTMS, and eTMF.</w:t>
       </w:r>
     </w:p>
     <w:p>
@@ -223,16 +342,12 @@
         <w:pStyle w:val="ListParagraph"/>
         <w:numPr>
           <w:ilvl w:val="0"/>
-          <w:numId w:val="2"/>
+          <w:numId w:val="9"/>
         </w:numPr>
-        <w:spacing w:after="60" w:line="264" w:lineRule="auto"/>
         <w:jc w:val="both"/>
       </w:pPr>
       <w:r>
-        <w:t>Configured workflows for submission planning, review, approval, tracking, and region-specific regulatory act</w:t>
-      </w:r>
-      <w:r>
-        <w:t>ivities.</w:t>
+        <w:t>Configured and maintained Change Controls, CAPAs, Deviations, Audits, and Complaints workflows aligned with organizational SOPs and regulatory expectations.</w:t>
       </w:r>
     </w:p>
     <w:p>
@@ -240,13 +355,11 @@
         <w:pStyle w:val="ListParagraph"/>
         <w:numPr>
           <w:ilvl w:val="0"/>
-          <w:numId w:val="2"/>
+          <w:numId w:val="9"/>
         </w:numPr>
-        <w:spacing w:after="60" w:line="264" w:lineRule="auto"/>
-        <w:jc w:val="both"/>
-      </w:pPr>
-      <w:r>
-        <w:t>Worked with Product and Registration relationships to support cross-country regulatory tracking and data visibility.</w:t>
+      </w:pPr>
+      <w:r>
+        <w:t>Oversaw the end-to-end lifecycle management of quality events, ensuring timely initiation, review, approval, and closure.</w:t>
       </w:r>
     </w:p>
     <w:p>
@@ -254,13 +367,13 @@
         <w:pStyle w:val="ListParagraph"/>
         <w:numPr>
           <w:ilvl w:val="0"/>
-          <w:numId w:val="2"/>
+          <w:numId w:val="9"/>
         </w:numPr>
-        <w:spacing w:after="60" w:line="264" w:lineRule="auto"/>
         <w:jc w:val="both"/>
       </w:pPr>
       <w:r>
-        <w:t>Configured lifecycle and access controls to support secure handling of regulatory records and documents.</w:t>
+        <w:lastRenderedPageBreak/>
+        <w:t>Managed document control processes, including document types, lifecycles, workflows, versioning, approvals, archival, and retention.</w:t>
       </w:r>
     </w:p>
     <w:p>
@@ -268,16 +381,12 @@
         <w:pStyle w:val="ListParagraph"/>
         <w:numPr>
           <w:ilvl w:val="0"/>
-          <w:numId w:val="2"/>
+          <w:numId w:val="9"/>
         </w:numPr>
-        <w:spacing w:after="60" w:line="264" w:lineRule="auto"/>
         <w:jc w:val="both"/>
       </w:pPr>
       <w:r>
-        <w:t>Supported regulatory mile</w:t>
-      </w:r>
-      <w:r>
-        <w:t>stone tracking and Health Authority correspondence processes.</w:t>
+        <w:t>Designed and deployed custom workflows and automated filing rules to reduce manual effort and improve operational efficiency.</w:t>
       </w:r>
     </w:p>
     <w:p>
@@ -285,13 +394,12 @@
         <w:pStyle w:val="ListParagraph"/>
         <w:numPr>
           <w:ilvl w:val="0"/>
-          <w:numId w:val="2"/>
+          <w:numId w:val="9"/>
         </w:numPr>
-        <w:spacing w:after="60" w:line="264" w:lineRule="auto"/>
         <w:jc w:val="both"/>
       </w:pPr>
       <w:r>
-        <w:t>Worked with document types, templates, folder structures, and metadata aligned with submission planning and eCTD-related organization.</w:t>
+        <w:t>Provided configuration and functional support for Veeva Vault Quality, Clinical, eTMF, and CTMS applications.</w:t>
       </w:r>
     </w:p>
     <w:p>
@@ -299,16 +407,12 @@
         <w:pStyle w:val="ListParagraph"/>
         <w:numPr>
           <w:ilvl w:val="0"/>
-          <w:numId w:val="2"/>
+          <w:numId w:val="9"/>
         </w:numPr>
-        <w:spacing w:after="60" w:line="264" w:lineRule="auto"/>
         <w:jc w:val="both"/>
       </w:pPr>
       <w:r>
-        <w:t>Supported Vault Loader activities for regulatory data uploa</w:t>
-      </w:r>
-      <w:r>
-        <w:t>ds, field mapping, data cleansing, validation, and reconciliation.</w:t>
+        <w:t>Configured CTMS studies, countries, sites, milestones, monitoring events, and templates to support clinical trial operations.</w:t>
       </w:r>
     </w:p>
     <w:p>
@@ -316,13 +420,12 @@
         <w:pStyle w:val="ListParagraph"/>
         <w:numPr>
           <w:ilvl w:val="0"/>
-          <w:numId w:val="2"/>
+          <w:numId w:val="9"/>
         </w:numPr>
-        <w:spacing w:after="60" w:line="264" w:lineRule="auto"/>
         <w:jc w:val="both"/>
       </w:pPr>
       <w:r>
-        <w:t>Assisted with migration templates and field mappings to reduce post-migration issues and improve data quality.</w:t>
+        <w:t>Facilitated TMF Transfer configurations across Vaults by managing object mappings, reference lookups, lifecycle alignment, and integration rules.</w:t>
       </w:r>
     </w:p>
     <w:p>
@@ -330,13 +433,12 @@
         <w:pStyle w:val="ListParagraph"/>
         <w:numPr>
           <w:ilvl w:val="0"/>
-          <w:numId w:val="2"/>
+          <w:numId w:val="9"/>
         </w:numPr>
-        <w:spacing w:after="60" w:line="264" w:lineRule="auto"/>
         <w:jc w:val="both"/>
       </w:pPr>
       <w:r>
-        <w:t>Collaborated with regulatory stakeholders to understand process requirements and implement application configuration changes.</w:t>
+        <w:t>Performed Dynamic Access Control (DAC) management and periodic access reviews to meet internal and regulatory audit requirements.</w:t>
       </w:r>
     </w:p>
     <w:p>
@@ -344,375 +446,177 @@
         <w:pStyle w:val="ListParagraph"/>
         <w:numPr>
           <w:ilvl w:val="0"/>
-          <w:numId w:val="2"/>
+          <w:numId w:val="9"/>
         </w:numPr>
-        <w:spacing w:after="60" w:line="264" w:lineRule="auto"/>
         <w:jc w:val="both"/>
       </w:pPr>
       <w:r>
-        <w:t>Supported troubleshooting, testing, documentation, and user support for RIM application processes.</w:t>
-      </w:r>
-    </w:p>
-    <w:p>
-      <w:pPr>
-        <w:keepNext/>
-        <w:pBdr>
-          <w:top w:val="single" w:sz="4" w:space="4" w:color="DAECF3"/>
-          <w:left w:val="single" w:sz="4" w:space="4" w:color="DAECF3"/>
-          <w:bottom w:val="single" w:sz="4" w:space="4" w:color="DAECF3"/>
-          <w:right w:val="single" w:sz="4" w:space="4" w:color="DAECF3"/>
-        </w:pBdr>
-        <w:shd w:val="clear" w:color="auto" w:fill="DAECF3"/>
-        <w:tabs>
-          <w:tab w:val="right" w:pos="9240"/>
-        </w:tabs>
-        <w:spacing w:before="200" w:after="60"/>
-        <w:ind w:left="120" w:right="120"/>
+        <w:t>Acted as first-line support for system issues, workflow bottlenecks, and user inquiries.</w:t>
+      </w:r>
+    </w:p>
+    <w:p>
+      <w:pPr>
+        <w:pStyle w:val="ListParagraph"/>
+        <w:numPr>
+          <w:ilvl w:val="0"/>
+          <w:numId w:val="9"/>
+        </w:numPr>
+        <w:jc w:val="both"/>
+      </w:pPr>
+      <w:r>
+        <w:t>Managed support tickets, enhancements, and change requests through ServiceNow, ensuring timely resolution and system stability.</w:t>
+      </w:r>
+    </w:p>
+    <w:p>
+      <w:pPr>
+        <w:pStyle w:val="ListParagraph"/>
+        <w:numPr>
+          <w:ilvl w:val="0"/>
+          <w:numId w:val="9"/>
+        </w:numPr>
+        <w:jc w:val="both"/>
+      </w:pPr>
+      <w:r>
+        <w:t>Conducted user training sessions and developed training materials, SOPs, and job aids to promote effective system adoption.</w:t>
+      </w:r>
+    </w:p>
+    <w:p>
+      <w:pPr>
+        <w:pStyle w:val="ListParagraph"/>
+        <w:numPr>
+          <w:ilvl w:val="0"/>
+          <w:numId w:val="9"/>
+        </w:numPr>
+        <w:jc w:val="both"/>
+      </w:pPr>
+      <w:r>
+        <w:t>Performed CRED operations using REST APIs via Postman for data extraction, automation, and integration with third-party systems.</w:t>
+      </w:r>
+    </w:p>
+    <w:p>
+      <w:pPr>
+        <w:pStyle w:val="ListParagraph"/>
+        <w:numPr>
+          <w:ilvl w:val="0"/>
+          <w:numId w:val="9"/>
+        </w:numPr>
+        <w:jc w:val="both"/>
+      </w:pPr>
+      <w:r>
+        <w:t>Updated and maintained objects, fields, picklists, lifecycles, workflows, and security settings based on evolving business needs.</w:t>
+      </w:r>
+    </w:p>
+    <w:p>
+      <w:pPr>
+        <w:pStyle w:val="ListParagraph"/>
+        <w:numPr>
+          <w:ilvl w:val="0"/>
+          <w:numId w:val="9"/>
+        </w:numPr>
+        <w:jc w:val="both"/>
+      </w:pPr>
+      <w:r>
+        <w:t>Partnered with QA, Clinical Operations, and Regulatory teams to optimize processes and enhance inspection readiness.</w:t>
+      </w:r>
+    </w:p>
+    <w:p>
+      <w:pPr>
+        <w:pStyle w:val="ListParagraph"/>
+        <w:numPr>
+          <w:ilvl w:val="0"/>
+          <w:numId w:val="9"/>
+        </w:numPr>
+        <w:jc w:val="both"/>
+      </w:pPr>
+      <w:r>
+        <w:t>Implemented system enhancements that improved efficiency, reduced manual intervention, and increased user satisfaction.</w:t>
+      </w:r>
+    </w:p>
+    <w:p>
+      <w:pPr>
+        <w:spacing w:after="0" w:line="240" w:lineRule="auto"/>
       </w:pPr>
       <w:r>
         <w:rPr>
           <w:b/>
           <w:bCs/>
         </w:rPr>
-        <w:lastRenderedPageBreak/>
-        <w:t>VEEVA VAULT QMS</w:t>
-      </w:r>
-      <w:r>
-        <w:tab/>
-      </w:r>
+        <w:t xml:space="preserve">TECHNICAL SKILLS </w:t>
+      </w:r>
+    </w:p>
+    <w:p>
+      <w:pPr>
+        <w:numPr>
+          <w:ilvl w:val="0"/>
+          <w:numId w:val="5"/>
+        </w:numPr>
+        <w:spacing w:after="0" w:line="240" w:lineRule="auto"/>
+      </w:pPr>
+      <w:r>
+        <w:t>Veeva CTMS &amp; Quality (QDOCS &amp; QMS)</w:t>
+      </w:r>
+    </w:p>
+    <w:p>
+      <w:pPr>
+        <w:numPr>
+          <w:ilvl w:val="0"/>
+          <w:numId w:val="5"/>
+        </w:numPr>
+        <w:spacing w:after="0" w:line="240" w:lineRule="auto"/>
+      </w:pPr>
+      <w:r>
+        <w:t xml:space="preserve">ServiceNow </w:t>
+      </w:r>
+    </w:p>
+    <w:p>
+      <w:pPr>
+        <w:numPr>
+          <w:ilvl w:val="0"/>
+          <w:numId w:val="5"/>
+        </w:numPr>
+        <w:spacing w:after="0" w:line="240" w:lineRule="auto"/>
+      </w:pPr>
+      <w:r>
+        <w:t>Jira</w:t>
+      </w:r>
+    </w:p>
+    <w:p/>
+    <w:p>
       <w:r>
         <w:rPr>
           <w:b/>
           <w:bCs/>
         </w:rPr>
-        <w:t>June 2023 – May</w:t>
-      </w:r>
-      <w:r>
-        <w:rPr>
-          <w:b/>
-          <w:bCs/>
-        </w:rPr>
-        <w:t xml:space="preserve"> 2024</w:t>
-      </w:r>
-    </w:p>
-    <w:p>
-      <w:pPr>
-        <w:keepNext/>
-        <w:spacing w:before="120" w:after="100"/>
-        <w:ind w:left="360"/>
-      </w:pPr>
-      <w:r>
-        <w:rPr>
-          <w:b/>
-          <w:bCs/>
-        </w:rPr>
-        <w:t xml:space="preserve">Role: </w:t>
-      </w:r>
-      <w:proofErr w:type="spellStart"/>
-      <w:r>
-        <w:rPr>
-          <w:b/>
-          <w:bCs/>
-        </w:rPr>
-        <w:t>Veeva</w:t>
-      </w:r>
-      <w:proofErr w:type="spellEnd"/>
-      <w:r>
-        <w:rPr>
-          <w:b/>
-          <w:bCs/>
-        </w:rPr>
-        <w:t xml:space="preserve"> Vault Developer</w:t>
-      </w:r>
-    </w:p>
-    <w:p>
-      <w:pPr>
-        <w:pStyle w:val="ListParagraph"/>
+        <w:t xml:space="preserve">EDUCATION </w:t>
+      </w:r>
+    </w:p>
+    <w:p>
+      <w:pPr>
         <w:numPr>
           <w:ilvl w:val="0"/>
-          <w:numId w:val="2"/>
+          <w:numId w:val="5"/>
         </w:numPr>
-        <w:spacing w:after="60" w:line="264" w:lineRule="auto"/>
-        <w:jc w:val="both"/>
-      </w:pPr>
-      <w:r>
-        <w:t xml:space="preserve">Configured and maintained </w:t>
+      </w:pPr>
+      <w:r>
+        <w:t xml:space="preserve">Master of Computer Applications (MCA), C. Abdul </w:t>
       </w:r>
       <w:proofErr w:type="spellStart"/>
       <w:r>
-        <w:t>Veeva</w:t>
+        <w:t>Hakkem</w:t>
       </w:r>
       <w:proofErr w:type="spellEnd"/>
       <w:r>
-        <w:t xml:space="preserve"> Vault Quality processes including Deviations, CAPA, Change Control, Complaints, Audits, and Training-related workflows.</w:t>
-      </w:r>
-    </w:p>
-    <w:p>
-      <w:pPr>
-        <w:pStyle w:val="ListParagraph"/>
-        <w:numPr>
-          <w:ilvl w:val="0"/>
-          <w:numId w:val="2"/>
-        </w:numPr>
-        <w:spacing w:after="60" w:line="264" w:lineRule="auto"/>
-        <w:jc w:val="both"/>
-      </w:pPr>
-      <w:r>
-        <w:t>Configured object and document lifecycles with entry criteria, exit cr</w:t>
-      </w:r>
-      <w:r>
-        <w:t>iteria, state transitions, automated role assignments, and approval routing.</w:t>
-      </w:r>
-    </w:p>
-    <w:p>
-      <w:pPr>
-        <w:pStyle w:val="ListParagraph"/>
-        <w:numPr>
-          <w:ilvl w:val="0"/>
-          <w:numId w:val="2"/>
-        </w:numPr>
-        <w:spacing w:after="60" w:line="264" w:lineRule="auto"/>
-        <w:jc w:val="both"/>
-      </w:pPr>
-      <w:r>
-        <w:t>Built and maintained workflows for quality events with conditional routing, approvals, escalations, and controlled status transitions.</w:t>
-      </w:r>
-    </w:p>
-    <w:p>
-      <w:pPr>
-        <w:pStyle w:val="ListParagraph"/>
-        <w:numPr>
-          <w:ilvl w:val="0"/>
-          <w:numId w:val="2"/>
-        </w:numPr>
-        <w:spacing w:after="60" w:line="264" w:lineRule="auto"/>
-        <w:jc w:val="both"/>
-      </w:pPr>
-      <w:r>
-        <w:t>Configured document control processes includ</w:t>
-      </w:r>
-      <w:r>
-        <w:t>ing document types, metadata, versioning, workflows, approvals, archival, and retention.</w:t>
-      </w:r>
-    </w:p>
-    <w:p>
-      <w:pPr>
-        <w:pStyle w:val="ListParagraph"/>
-        <w:numPr>
-          <w:ilvl w:val="0"/>
-          <w:numId w:val="2"/>
-        </w:numPr>
-        <w:spacing w:after="60" w:line="264" w:lineRule="auto"/>
-        <w:jc w:val="both"/>
-      </w:pPr>
-      <w:r>
-        <w:t>Implemented role-based access and security controls using profiles, permissions, and Dynamic Access Control concepts to protect regulated data.</w:t>
-      </w:r>
-    </w:p>
-    <w:p>
-      <w:pPr>
-        <w:pStyle w:val="ListParagraph"/>
-        <w:numPr>
-          <w:ilvl w:val="0"/>
-          <w:numId w:val="2"/>
-        </w:numPr>
-        <w:spacing w:after="60" w:line="264" w:lineRule="auto"/>
-        <w:jc w:val="both"/>
-      </w:pPr>
-      <w:r>
-        <w:t>Supported data migratio</w:t>
-      </w:r>
-      <w:r>
-        <w:t>n activities using Vault Loader, including metadata mapping, cleansing, validation, upload, and reconciliation.</w:t>
-      </w:r>
-    </w:p>
-    <w:p>
-      <w:pPr>
-        <w:pStyle w:val="ListParagraph"/>
-        <w:numPr>
-          <w:ilvl w:val="0"/>
-          <w:numId w:val="2"/>
-        </w:numPr>
-        <w:spacing w:after="60" w:line="264" w:lineRule="auto"/>
-        <w:jc w:val="both"/>
-      </w:pPr>
-      <w:r>
-        <w:t>Performed data validation and verification activities to ensure field mappings, object records, and document metadata were accurate.</w:t>
-      </w:r>
-    </w:p>
-    <w:p>
-      <w:pPr>
-        <w:pStyle w:val="ListParagraph"/>
-        <w:numPr>
-          <w:ilvl w:val="0"/>
-          <w:numId w:val="2"/>
-        </w:numPr>
-        <w:spacing w:after="60" w:line="264" w:lineRule="auto"/>
-        <w:jc w:val="both"/>
-      </w:pPr>
-      <w:r>
-        <w:t>Supported v</w:t>
-      </w:r>
-      <w:r>
-        <w:t>alidation and testing activities including test case preparation, execution, defect tracking, UAT, and validation documentation.</w:t>
-      </w:r>
-    </w:p>
-    <w:p>
-      <w:pPr>
-        <w:pStyle w:val="ListParagraph"/>
-        <w:numPr>
-          <w:ilvl w:val="0"/>
-          <w:numId w:val="2"/>
-        </w:numPr>
-        <w:spacing w:after="60" w:line="264" w:lineRule="auto"/>
-        <w:jc w:val="both"/>
-      </w:pPr>
-      <w:r>
-        <w:t>Used VQL and application queries for data verification, troubleshooting, reporting support, and pre-migration validation.</w:t>
-      </w:r>
-    </w:p>
-    <w:p>
-      <w:pPr>
-        <w:pStyle w:val="ListParagraph"/>
-        <w:numPr>
-          <w:ilvl w:val="0"/>
-          <w:numId w:val="2"/>
-        </w:numPr>
-        <w:spacing w:after="60" w:line="264" w:lineRule="auto"/>
-        <w:jc w:val="both"/>
-      </w:pPr>
-      <w:r>
-        <w:t>Colla</w:t>
-      </w:r>
-      <w:r>
-        <w:t>borated with Quality, QA, and business stakeholders to refine requirements, resolve issues, and improve system processes.</w:t>
-      </w:r>
-    </w:p>
-    <w:p>
-      <w:pPr>
-        <w:keepNext/>
-        <w:spacing w:before="280" w:after="120"/>
-      </w:pPr>
-      <w:r>
-        <w:rPr>
-          <w:b/>
-          <w:bCs/>
-        </w:rPr>
-        <w:t>TECHNICAL SKILLS</w:t>
-      </w:r>
-    </w:p>
-    <w:p>
-      <w:pPr>
-        <w:pStyle w:val="ListParagraph"/>
-        <w:numPr>
-          <w:ilvl w:val="0"/>
-          <w:numId w:val="2"/>
-        </w:numPr>
-        <w:spacing w:after="60" w:line="264" w:lineRule="auto"/>
-        <w:jc w:val="both"/>
-      </w:pPr>
-      <w:proofErr w:type="spellStart"/>
-      <w:r>
-        <w:t>Veeva</w:t>
-      </w:r>
-      <w:proofErr w:type="spellEnd"/>
-      <w:r>
-        <w:t xml:space="preserve"> Vault QMS, </w:t>
-      </w:r>
-      <w:proofErr w:type="spellStart"/>
-      <w:r>
-        <w:t>QualityDocs</w:t>
-      </w:r>
-      <w:proofErr w:type="spellEnd"/>
-      <w:r>
-        <w:t>, RIM, Registrations, Submissions, eCTD, Change Control, CAPA, Deviations, Complaints, Au</w:t>
-      </w:r>
-      <w:r>
-        <w:t>dits, Training</w:t>
-      </w:r>
-    </w:p>
-    <w:p>
-      <w:pPr>
-        <w:pStyle w:val="ListParagraph"/>
-        <w:numPr>
-          <w:ilvl w:val="0"/>
-          <w:numId w:val="2"/>
-        </w:numPr>
-        <w:spacing w:after="60" w:line="264" w:lineRule="auto"/>
-        <w:jc w:val="both"/>
-      </w:pPr>
-      <w:r>
-        <w:t>Object Lifecycles, Document Lifecycles, Workflows, Entry Criteria, Exit Criteria, Validation Rules, Approval Workflows</w:t>
-      </w:r>
-    </w:p>
-    <w:p>
-      <w:pPr>
-        <w:pStyle w:val="ListParagraph"/>
-        <w:numPr>
-          <w:ilvl w:val="0"/>
-          <w:numId w:val="2"/>
-        </w:numPr>
-        <w:spacing w:after="60" w:line="264" w:lineRule="auto"/>
-        <w:jc w:val="both"/>
-      </w:pPr>
-      <w:r>
-        <w:t>Atomic Security, Role-Based Access Control, Dynamic Access Control (DAC), Profiles, Permission Sets</w:t>
-      </w:r>
-    </w:p>
-    <w:p>
-      <w:pPr>
-        <w:pStyle w:val="ListParagraph"/>
-        <w:numPr>
-          <w:ilvl w:val="0"/>
-          <w:numId w:val="2"/>
-        </w:numPr>
-        <w:spacing w:after="60" w:line="264" w:lineRule="auto"/>
-        <w:jc w:val="both"/>
-      </w:pPr>
-      <w:r>
-        <w:t>Vault Loader, VQL, REST API, Postman, Data Migration, Data Mapping, Data Cleansing, Data Validation, Visual Studio Code</w:t>
-      </w:r>
-    </w:p>
-    <w:p>
-      <w:pPr>
-        <w:keepNext/>
-        <w:spacing w:before="280" w:after="120"/>
-      </w:pPr>
-      <w:r>
-        <w:rPr>
-          <w:b/>
-          <w:bCs/>
-        </w:rPr>
-        <w:t>EDUCATION</w:t>
-      </w:r>
-    </w:p>
-    <w:p>
-      <w:pPr>
-        <w:pStyle w:val="ListParagraph"/>
-        <w:numPr>
-          <w:ilvl w:val="0"/>
-          <w:numId w:val="2"/>
-        </w:numPr>
-        <w:spacing w:after="60" w:line="264" w:lineRule="auto"/>
-        <w:jc w:val="both"/>
-      </w:pPr>
-      <w:r>
-        <w:t xml:space="preserve">Bachelor of Engineering (Computer Science &amp; Engineering), Anna University College of Engineering, </w:t>
-      </w:r>
-      <w:proofErr w:type="spellStart"/>
-      <w:r>
-        <w:t>Ariyalur</w:t>
-      </w:r>
-      <w:proofErr w:type="spellEnd"/>
-      <w:r>
-        <w:t xml:space="preserve"> – 2023</w:t>
+        <w:t xml:space="preserve"> College of Engineering and Technology, Vellore.</w:t>
+      </w:r>
+      <w:r>
+        <w:br/>
       </w:r>
     </w:p>
     <w:sectPr>
       <w:headerReference w:type="default" r:id="rId7"/>
-      <w:pgSz w:w="12240" w:h="15840"/>
-      <w:pgMar w:top="1620" w:right="1440" w:bottom="900" w:left="1440" w:header="600" w:footer="600" w:gutter="0"/>
-      <w:cols w:space="720"/>
+      <w:pgSz w:w="11906" w:h="16838"/>
+      <w:pgMar w:top="1440" w:right="1440" w:bottom="1440" w:left="1440" w:header="708" w:footer="708" w:gutter="0"/>
+      <w:cols w:space="708"/>
       <w:docGrid w:linePitch="360"/>
     </w:sectPr>
   </w:body>
@@ -723,6 +627,9 @@
 <w:endnotes xmlns:wpc="http://schemas.microsoft.com/office/word/2010/wordprocessingCanvas" xmlns:cx="http://schemas.microsoft.com/office/drawing/2014/chartex" xmlns:mc="http://schemas.openxmlformats.org/markup-compatibility/2006" xmlns:o="urn:schemas-microsoft-com:office:office" xmlns:r="http://schemas.openxmlformats.org/officeDocument/2006/relationships" xmlns:m="http://schemas.openxmlformats.org/officeDocument/2006/math" xmlns:v="urn:schemas-microsoft-com:vml" xmlns:wp14="http://schemas.microsoft.com/office/word/2010/wordprocessingDrawing" xmlns:wp="http://schemas.openxmlformats.org/drawingml/2006/wordprocessingDrawing" xmlns:w10="urn:schemas-microsoft-com:office:word" xmlns:w="http://schemas.openxmlformats.org/wordprocessingml/2006/main" xmlns:w14="http://schemas.microsoft.com/office/word/2010/wordml" xmlns:w15="http://schemas.microsoft.com/office/word/2012/wordml" xmlns:w16se="http://schemas.microsoft.com/office/word/2015/wordml/symex" xmlns:wpg="http://schemas.microsoft.com/office/word/2010/wordprocessingGroup" xmlns:wpi="http://schemas.microsoft.com/office/word/2010/wordprocessingInk" xmlns:wne="http://schemas.microsoft.com/office/word/2006/wordml" xmlns:wps="http://schemas.microsoft.com/office/word/2010/wordprocessingShape" mc:Ignorable="w14 w15 w16se wp14">
   <w:endnote w:type="separator" w:id="-1">
     <w:p>
+      <w:pPr>
+        <w:spacing w:line="240" w:lineRule="auto"/>
+      </w:pPr>
       <w:r>
         <w:separator/>
       </w:r>
@@ -730,6 +637,9 @@
   </w:endnote>
   <w:endnote w:type="continuationSeparator" w:id="0">
     <w:p>
+      <w:pPr>
+        <w:spacing w:line="240" w:lineRule="auto"/>
+      </w:pPr>
       <w:r>
         <w:continuationSeparator/>
       </w:r>
@@ -742,6 +652,9 @@
 <w:footnotes xmlns:wpc="http://schemas.microsoft.com/office/word/2010/wordprocessingCanvas" xmlns:cx="http://schemas.microsoft.com/office/drawing/2014/chartex" xmlns:mc="http://schemas.openxmlformats.org/markup-compatibility/2006" xmlns:o="urn:schemas-microsoft-com:office:office" xmlns:r="http://schemas.openxmlformats.org/officeDocument/2006/relationships" xmlns:m="http://schemas.openxmlformats.org/officeDocument/2006/math" xmlns:v="urn:schemas-microsoft-com:vml" xmlns:wp14="http://schemas.microsoft.com/office/word/2010/wordprocessingDrawing" xmlns:wp="http://schemas.openxmlformats.org/drawingml/2006/wordprocessingDrawing" xmlns:w10="urn:schemas-microsoft-com:office:word" xmlns:w="http://schemas.openxmlformats.org/wordprocessingml/2006/main" xmlns:w14="http://schemas.microsoft.com/office/word/2010/wordml" xmlns:w15="http://schemas.microsoft.com/office/word/2012/wordml" xmlns:w16se="http://schemas.microsoft.com/office/word/2015/wordml/symex" xmlns:wpg="http://schemas.microsoft.com/office/word/2010/wordprocessingGroup" xmlns:wpi="http://schemas.microsoft.com/office/word/2010/wordprocessingInk" xmlns:wne="http://schemas.microsoft.com/office/word/2006/wordml" xmlns:wps="http://schemas.microsoft.com/office/word/2010/wordprocessingShape" mc:Ignorable="w14 w15 w16se wp14">
   <w:footnote w:type="separator" w:id="-1">
     <w:p>
+      <w:pPr>
+        <w:spacing w:after="0"/>
+      </w:pPr>
       <w:r>
         <w:separator/>
       </w:r>
@@ -749,6 +662,9 @@
   </w:footnote>
   <w:footnote w:type="continuationSeparator" w:id="0">
     <w:p>
+      <w:pPr>
+        <w:spacing w:after="0"/>
+      </w:pPr>
       <w:r>
         <w:continuationSeparator/>
       </w:r>
@@ -761,71 +677,123 @@
 <w:hdr xmlns:wpc="http://schemas.microsoft.com/office/word/2010/wordprocessingCanvas" xmlns:cx="http://schemas.microsoft.com/office/drawing/2014/chartex" xmlns:mc="http://schemas.openxmlformats.org/markup-compatibility/2006" xmlns:o="urn:schemas-microsoft-com:office:office" xmlns:r="http://schemas.openxmlformats.org/officeDocument/2006/relationships" xmlns:m="http://schemas.openxmlformats.org/officeDocument/2006/math" xmlns:v="urn:schemas-microsoft-com:vml" xmlns:wp14="http://schemas.microsoft.com/office/word/2010/wordprocessingDrawing" xmlns:wp="http://schemas.openxmlformats.org/drawingml/2006/wordprocessingDrawing" xmlns:w10="urn:schemas-microsoft-com:office:word" xmlns:w="http://schemas.openxmlformats.org/wordprocessingml/2006/main" xmlns:w14="http://schemas.microsoft.com/office/word/2010/wordml" xmlns:w15="http://schemas.microsoft.com/office/word/2012/wordml" xmlns:w16se="http://schemas.microsoft.com/office/word/2015/wordml/symex" xmlns:wpg="http://schemas.microsoft.com/office/word/2010/wordprocessingGroup" xmlns:wpi="http://schemas.microsoft.com/office/word/2010/wordprocessingInk" xmlns:wne="http://schemas.microsoft.com/office/word/2006/wordml" xmlns:wps="http://schemas.microsoft.com/office/word/2010/wordprocessingShape" mc:Ignorable="w14 w15 w16se wp14">
   <w:p>
     <w:pPr>
-      <w:jc w:val="center"/>
+      <w:pStyle w:val="Header"/>
+      <w:tabs>
+        <w:tab w:val="left" w:pos="3315"/>
+      </w:tabs>
     </w:pPr>
-    <w:proofErr w:type="spellStart"/>
     <w:r>
       <w:rPr>
-        <w:b/>
-        <w:bCs/>
-        <w:sz w:val="30"/>
-        <w:szCs w:val="30"/>
-      </w:rPr>
-      <w:t>Arun</w:t>
+        <w:noProof/>
+        <w:lang w:eastAsia="en-IN"/>
+      </w:rPr>
+      <w:drawing>
+        <wp:anchor distT="0" distB="0" distL="114300" distR="114300" simplePos="0" relativeHeight="251659264" behindDoc="1" locked="0" layoutInCell="1" allowOverlap="1" wp14:anchorId="40D6C793" wp14:editId="0AB31E88">
+          <wp:simplePos x="0" y="0"/>
+          <wp:positionH relativeFrom="column">
+            <wp:posOffset>5086350</wp:posOffset>
+          </wp:positionH>
+          <wp:positionV relativeFrom="paragraph">
+            <wp:posOffset>-382905</wp:posOffset>
+          </wp:positionV>
+          <wp:extent cx="1123950" cy="1130300"/>
+          <wp:effectExtent l="0" t="0" r="0" b="0"/>
+          <wp:wrapTight wrapText="bothSides">
+            <wp:wrapPolygon edited="0">
+              <wp:start x="0" y="0"/>
+              <wp:lineTo x="0" y="21115"/>
+              <wp:lineTo x="21234" y="21115"/>
+              <wp:lineTo x="21234" y="0"/>
+              <wp:lineTo x="0" y="0"/>
+            </wp:wrapPolygon>
+          </wp:wrapTight>
+          <wp:docPr id="1565494171" name="Picture 1" descr="A blue and white logo&#10;&#10;AI-generated content may be incorrect."/>
+          <wp:cNvGraphicFramePr>
+            <a:graphicFrameLocks xmlns:a="http://schemas.openxmlformats.org/drawingml/2006/main" noChangeAspect="1"/>
+          </wp:cNvGraphicFramePr>
+          <a:graphic xmlns:a="http://schemas.openxmlformats.org/drawingml/2006/main">
+            <a:graphicData uri="http://schemas.openxmlformats.org/drawingml/2006/picture">
+              <pic:pic xmlns:pic="http://schemas.openxmlformats.org/drawingml/2006/picture">
+                <pic:nvPicPr>
+                  <pic:cNvPr id="1565494171" name="Picture 1" descr="A blue and white logo&#10;&#10;AI-generated content may be incorrect."/>
+                  <pic:cNvPicPr>
+                    <a:picLocks noChangeAspect="1"/>
+                  </pic:cNvPicPr>
+                </pic:nvPicPr>
+                <pic:blipFill>
+                  <a:blip r:embed="rId1">
+                    <a:extLst>
+                      <a:ext uri="{28A0092B-C50C-407E-A947-70E740481C1C}">
+                        <a14:useLocalDpi xmlns:a14="http://schemas.microsoft.com/office/drawing/2010/main" val="0"/>
+                      </a:ext>
+                    </a:extLst>
+                  </a:blip>
+                  <a:stretch>
+                    <a:fillRect/>
+                  </a:stretch>
+                </pic:blipFill>
+                <pic:spPr>
+                  <a:xfrm>
+                    <a:off x="0" y="0"/>
+                    <a:ext cx="1123950" cy="1130300"/>
+                  </a:xfrm>
+                  <a:prstGeom prst="rect">
+                    <a:avLst/>
+                  </a:prstGeom>
+                </pic:spPr>
+              </pic:pic>
+            </a:graphicData>
+          </a:graphic>
+        </wp:anchor>
+      </w:drawing>
     </w:r>
-    <w:proofErr w:type="spellEnd"/>
     <w:r>
-      <w:rPr>
-        <w:b/>
-        <w:bCs/>
-        <w:sz w:val="30"/>
-        <w:szCs w:val="30"/>
-      </w:rPr>
-      <w:t xml:space="preserve"> Kumar Raja</w:t>
+      <w:tab/>
+    </w:r>
+    <w:r>
+      <w:tab/>
+    </w:r>
+    <w:r>
+      <w:tab/>
     </w:r>
   </w:p>
   <w:p>
     <w:pPr>
+      <w:pStyle w:val="Header"/>
       <w:jc w:val="center"/>
     </w:pPr>
-    <w:proofErr w:type="spellStart"/>
     <w:r>
-      <w:rPr>
-        <w:b/>
-        <w:bCs/>
-      </w:rPr>
-      <w:t>Veeva</w:t>
-    </w:r>
-    <w:proofErr w:type="spellEnd"/>
-    <w:r>
-      <w:rPr>
-        <w:b/>
-        <w:bCs/>
-      </w:rPr>
-      <w:t xml:space="preserve"> Vault Developer</w:t>
+      <w:t>Aswini Pannerselvam</w:t>
     </w:r>
   </w:p>
   <w:p>
     <w:pPr>
-      <w:spacing w:after="160"/>
+      <w:pStyle w:val="Header"/>
       <w:jc w:val="center"/>
+      <w:rPr>
+        <w:b/>
+        <w:bCs/>
+      </w:rPr>
     </w:pPr>
-    <w:proofErr w:type="gramStart"/>
     <w:r>
       <w:rPr>
-        <w:sz w:val="22"/>
-        <w:szCs w:val="22"/>
-      </w:rPr>
-      <w:t>dualtricks.akr@gmail.com  |</w:t>
+        <w:b/>
+        <w:bCs/>
+      </w:rPr>
+      <w:t>Veeva Vault Engineer</w:t>
     </w:r>
-    <w:proofErr w:type="gramEnd"/>
     <w:r>
       <w:rPr>
-        <w:sz w:val="22"/>
-        <w:szCs w:val="22"/>
-      </w:rPr>
-      <w:t xml:space="preserve">  8778611664</w:t>
+        <w:b/>
+        <w:bCs/>
+      </w:rPr>
+      <w:br/>
     </w:r>
+  </w:p>
+  <w:p>
+    <w:pPr>
+      <w:pStyle w:val="Header"/>
+    </w:pPr>
   </w:p>
 </w:hdr>
 </file>
@@ -833,159 +801,1053 @@
 <file path=word/numbering.xml><?xml version="1.0" encoding="utf-8"?>
 <w:numbering xmlns:wpc="http://schemas.microsoft.com/office/word/2010/wordprocessingCanvas" xmlns:cx="http://schemas.microsoft.com/office/drawing/2014/chartex" xmlns:mc="http://schemas.openxmlformats.org/markup-compatibility/2006" xmlns:o="urn:schemas-microsoft-com:office:office" xmlns:r="http://schemas.openxmlformats.org/officeDocument/2006/relationships" xmlns:m="http://schemas.openxmlformats.org/officeDocument/2006/math" xmlns:v="urn:schemas-microsoft-com:vml" xmlns:wp14="http://schemas.microsoft.com/office/word/2010/wordprocessingDrawing" xmlns:wp="http://schemas.openxmlformats.org/drawingml/2006/wordprocessingDrawing" xmlns:w10="urn:schemas-microsoft-com:office:word" xmlns:w="http://schemas.openxmlformats.org/wordprocessingml/2006/main" xmlns:w14="http://schemas.microsoft.com/office/word/2010/wordml" xmlns:w15="http://schemas.microsoft.com/office/word/2012/wordml" xmlns:w16se="http://schemas.microsoft.com/office/word/2015/wordml/symex" xmlns:wpg="http://schemas.microsoft.com/office/word/2010/wordprocessingGroup" xmlns:wpi="http://schemas.microsoft.com/office/word/2010/wordprocessingInk" xmlns:wne="http://schemas.microsoft.com/office/word/2006/wordml" xmlns:wps="http://schemas.microsoft.com/office/word/2010/wordprocessingShape" mc:Ignorable="w14 w15 w16se wp14">
   <w:abstractNum w:abstractNumId="0" w15:restartNumberingAfterBreak="0">
-    <w:nsid w:val="1AB265FD"/>
-    <w:multiLevelType w:val="hybridMultilevel"/>
-    <w:tmpl w:val="CFEC17F4"/>
-    <w:lvl w:ilvl="0" w:tplc="389AEC02">
-      <w:start w:val="1"/>
+    <w:nsid w:val="02082CDC"/>
+    <w:multiLevelType w:val="multilevel"/>
+    <w:tmpl w:val="02082CDC"/>
+    <w:lvl w:ilvl="0">
+      <w:numFmt w:val="bullet"/>
+      <w:lvlText w:val=""/>
+      <w:lvlJc w:val="left"/>
+      <w:pPr>
+        <w:ind w:left="383" w:hanging="360"/>
+      </w:pPr>
+      <w:rPr>
+        <w:rFonts w:ascii="Symbol" w:hAnsi="Symbol" w:hint="default"/>
+        <w:b w:val="0"/>
+        <w:bCs w:val="0"/>
+        <w:i w:val="0"/>
+        <w:iCs w:val="0"/>
+        <w:spacing w:val="0"/>
+        <w:w w:val="100"/>
+        <w:sz w:val="24"/>
+        <w:szCs w:val="24"/>
+      </w:rPr>
+    </w:lvl>
+    <w:lvl w:ilvl="1">
+      <w:numFmt w:val="bullet"/>
+      <w:lvlText w:val="o"/>
+      <w:lvlJc w:val="left"/>
+      <w:pPr>
+        <w:ind w:left="1463" w:hanging="360"/>
+      </w:pPr>
+      <w:rPr>
+        <w:rFonts w:ascii="Courier New" w:hAnsi="Courier New" w:cs="Courier New" w:hint="default"/>
+        <w:b w:val="0"/>
+        <w:bCs w:val="0"/>
+        <w:i w:val="0"/>
+        <w:iCs w:val="0"/>
+        <w:spacing w:val="0"/>
+        <w:w w:val="100"/>
+        <w:sz w:val="24"/>
+        <w:szCs w:val="24"/>
+      </w:rPr>
+    </w:lvl>
+    <w:lvl w:ilvl="2">
       <w:numFmt w:val="bullet"/>
       <w:lvlText w:val="•"/>
       <w:lvlJc w:val="left"/>
       <w:pPr>
-        <w:ind w:left="540" w:hanging="360"/>
-      </w:pPr>
-      <w:rPr>
-        <w:rFonts w:ascii="Times New Roman" w:eastAsia="Times New Roman" w:hAnsi="Times New Roman" w:cs="Times New Roman"/>
-      </w:rPr>
-    </w:lvl>
-    <w:lvl w:ilvl="1" w:tplc="C038C06E">
-      <w:numFmt w:val="decimal"/>
-      <w:lvlText w:val=""/>
-      <w:lvlJc w:val="left"/>
-    </w:lvl>
-    <w:lvl w:ilvl="2" w:tplc="C9160E4A">
-      <w:numFmt w:val="decimal"/>
-      <w:lvlText w:val=""/>
-      <w:lvlJc w:val="left"/>
-    </w:lvl>
-    <w:lvl w:ilvl="3" w:tplc="8FD69B1C">
-      <w:numFmt w:val="decimal"/>
-      <w:lvlText w:val=""/>
-      <w:lvlJc w:val="left"/>
-    </w:lvl>
-    <w:lvl w:ilvl="4" w:tplc="0E344C28">
-      <w:numFmt w:val="decimal"/>
-      <w:lvlText w:val=""/>
-      <w:lvlJc w:val="left"/>
-    </w:lvl>
-    <w:lvl w:ilvl="5" w:tplc="01E29FC0">
-      <w:numFmt w:val="decimal"/>
-      <w:lvlText w:val=""/>
-      <w:lvlJc w:val="left"/>
-    </w:lvl>
-    <w:lvl w:ilvl="6" w:tplc="0CD0EDE8">
-      <w:numFmt w:val="decimal"/>
-      <w:lvlText w:val=""/>
-      <w:lvlJc w:val="left"/>
-    </w:lvl>
-    <w:lvl w:ilvl="7" w:tplc="98DE230E">
-      <w:numFmt w:val="decimal"/>
-      <w:lvlText w:val=""/>
-      <w:lvlJc w:val="left"/>
-    </w:lvl>
-    <w:lvl w:ilvl="8" w:tplc="3E4086AC">
-      <w:numFmt w:val="decimal"/>
-      <w:lvlText w:val=""/>
-      <w:lvlJc w:val="left"/>
+        <w:ind w:left="2305" w:hanging="360"/>
+      </w:pPr>
+      <w:rPr>
+        <w:rFonts w:ascii="Times New Roman" w:hAnsi="Times New Roman" w:cs="Times New Roman" w:hint="default"/>
+      </w:rPr>
+    </w:lvl>
+    <w:lvl w:ilvl="3">
+      <w:numFmt w:val="bullet"/>
+      <w:lvlText w:val="•"/>
+      <w:lvlJc w:val="left"/>
+      <w:pPr>
+        <w:ind w:left="3151" w:hanging="360"/>
+      </w:pPr>
+      <w:rPr>
+        <w:rFonts w:ascii="Times New Roman" w:hAnsi="Times New Roman" w:cs="Times New Roman" w:hint="default"/>
+      </w:rPr>
+    </w:lvl>
+    <w:lvl w:ilvl="4">
+      <w:numFmt w:val="bullet"/>
+      <w:lvlText w:val="•"/>
+      <w:lvlJc w:val="left"/>
+      <w:pPr>
+        <w:ind w:left="3997" w:hanging="360"/>
+      </w:pPr>
+      <w:rPr>
+        <w:rFonts w:ascii="Times New Roman" w:hAnsi="Times New Roman" w:cs="Times New Roman" w:hint="default"/>
+      </w:rPr>
+    </w:lvl>
+    <w:lvl w:ilvl="5">
+      <w:numFmt w:val="bullet"/>
+      <w:lvlText w:val="•"/>
+      <w:lvlJc w:val="left"/>
+      <w:pPr>
+        <w:ind w:left="4843" w:hanging="360"/>
+      </w:pPr>
+      <w:rPr>
+        <w:rFonts w:ascii="Times New Roman" w:hAnsi="Times New Roman" w:cs="Times New Roman" w:hint="default"/>
+      </w:rPr>
+    </w:lvl>
+    <w:lvl w:ilvl="6">
+      <w:numFmt w:val="bullet"/>
+      <w:lvlText w:val="•"/>
+      <w:lvlJc w:val="left"/>
+      <w:pPr>
+        <w:ind w:left="5689" w:hanging="360"/>
+      </w:pPr>
+      <w:rPr>
+        <w:rFonts w:ascii="Times New Roman" w:hAnsi="Times New Roman" w:cs="Times New Roman" w:hint="default"/>
+      </w:rPr>
+    </w:lvl>
+    <w:lvl w:ilvl="7">
+      <w:numFmt w:val="bullet"/>
+      <w:lvlText w:val="•"/>
+      <w:lvlJc w:val="left"/>
+      <w:pPr>
+        <w:ind w:left="6534" w:hanging="360"/>
+      </w:pPr>
+      <w:rPr>
+        <w:rFonts w:ascii="Times New Roman" w:hAnsi="Times New Roman" w:cs="Times New Roman" w:hint="default"/>
+      </w:rPr>
+    </w:lvl>
+    <w:lvl w:ilvl="8">
+      <w:numFmt w:val="bullet"/>
+      <w:lvlText w:val="•"/>
+      <w:lvlJc w:val="left"/>
+      <w:pPr>
+        <w:ind w:left="7380" w:hanging="360"/>
+      </w:pPr>
+      <w:rPr>
+        <w:rFonts w:ascii="Times New Roman" w:hAnsi="Times New Roman" w:cs="Times New Roman" w:hint="default"/>
+      </w:rPr>
     </w:lvl>
   </w:abstractNum>
   <w:abstractNum w:abstractNumId="1" w15:restartNumberingAfterBreak="0">
-    <w:nsid w:val="2FDD64DB"/>
+    <w:nsid w:val="023E448D"/>
     <w:multiLevelType w:val="hybridMultilevel"/>
-    <w:tmpl w:val="C0ECD8B6"/>
-    <w:lvl w:ilvl="0" w:tplc="6F928F50">
-      <w:start w:val="1"/>
-      <w:numFmt w:val="bullet"/>
-      <w:lvlText w:val="●"/>
+    <w:tmpl w:val="0BD0867A"/>
+    <w:lvl w:ilvl="0" w:tplc="40090001">
+      <w:start w:val="1"/>
+      <w:numFmt w:val="bullet"/>
+      <w:lvlText w:val=""/>
+      <w:lvlJc w:val="left"/>
+      <w:pPr>
+        <w:ind w:left="1080" w:hanging="360"/>
+      </w:pPr>
+      <w:rPr>
+        <w:rFonts w:ascii="Symbol" w:hAnsi="Symbol" w:hint="default"/>
+      </w:rPr>
+    </w:lvl>
+    <w:lvl w:ilvl="1" w:tplc="40090003" w:tentative="1">
+      <w:start w:val="1"/>
+      <w:numFmt w:val="bullet"/>
+      <w:lvlText w:val="o"/>
+      <w:lvlJc w:val="left"/>
+      <w:pPr>
+        <w:ind w:left="1800" w:hanging="360"/>
+      </w:pPr>
+      <w:rPr>
+        <w:rFonts w:ascii="Courier New" w:hAnsi="Courier New" w:cs="Courier New" w:hint="default"/>
+      </w:rPr>
+    </w:lvl>
+    <w:lvl w:ilvl="2" w:tplc="40090005" w:tentative="1">
+      <w:start w:val="1"/>
+      <w:numFmt w:val="bullet"/>
+      <w:lvlText w:val=""/>
+      <w:lvlJc w:val="left"/>
+      <w:pPr>
+        <w:ind w:left="2520" w:hanging="360"/>
+      </w:pPr>
+      <w:rPr>
+        <w:rFonts w:ascii="Wingdings" w:hAnsi="Wingdings" w:hint="default"/>
+      </w:rPr>
+    </w:lvl>
+    <w:lvl w:ilvl="3" w:tplc="40090001" w:tentative="1">
+      <w:start w:val="1"/>
+      <w:numFmt w:val="bullet"/>
+      <w:lvlText w:val=""/>
+      <w:lvlJc w:val="left"/>
+      <w:pPr>
+        <w:ind w:left="3240" w:hanging="360"/>
+      </w:pPr>
+      <w:rPr>
+        <w:rFonts w:ascii="Symbol" w:hAnsi="Symbol" w:hint="default"/>
+      </w:rPr>
+    </w:lvl>
+    <w:lvl w:ilvl="4" w:tplc="40090003" w:tentative="1">
+      <w:start w:val="1"/>
+      <w:numFmt w:val="bullet"/>
+      <w:lvlText w:val="o"/>
+      <w:lvlJc w:val="left"/>
+      <w:pPr>
+        <w:ind w:left="3960" w:hanging="360"/>
+      </w:pPr>
+      <w:rPr>
+        <w:rFonts w:ascii="Courier New" w:hAnsi="Courier New" w:cs="Courier New" w:hint="default"/>
+      </w:rPr>
+    </w:lvl>
+    <w:lvl w:ilvl="5" w:tplc="40090005" w:tentative="1">
+      <w:start w:val="1"/>
+      <w:numFmt w:val="bullet"/>
+      <w:lvlText w:val=""/>
+      <w:lvlJc w:val="left"/>
+      <w:pPr>
+        <w:ind w:left="4680" w:hanging="360"/>
+      </w:pPr>
+      <w:rPr>
+        <w:rFonts w:ascii="Wingdings" w:hAnsi="Wingdings" w:hint="default"/>
+      </w:rPr>
+    </w:lvl>
+    <w:lvl w:ilvl="6" w:tplc="40090001" w:tentative="1">
+      <w:start w:val="1"/>
+      <w:numFmt w:val="bullet"/>
+      <w:lvlText w:val=""/>
+      <w:lvlJc w:val="left"/>
+      <w:pPr>
+        <w:ind w:left="5400" w:hanging="360"/>
+      </w:pPr>
+      <w:rPr>
+        <w:rFonts w:ascii="Symbol" w:hAnsi="Symbol" w:hint="default"/>
+      </w:rPr>
+    </w:lvl>
+    <w:lvl w:ilvl="7" w:tplc="40090003" w:tentative="1">
+      <w:start w:val="1"/>
+      <w:numFmt w:val="bullet"/>
+      <w:lvlText w:val="o"/>
+      <w:lvlJc w:val="left"/>
+      <w:pPr>
+        <w:ind w:left="6120" w:hanging="360"/>
+      </w:pPr>
+      <w:rPr>
+        <w:rFonts w:ascii="Courier New" w:hAnsi="Courier New" w:cs="Courier New" w:hint="default"/>
+      </w:rPr>
+    </w:lvl>
+    <w:lvl w:ilvl="8" w:tplc="40090005" w:tentative="1">
+      <w:start w:val="1"/>
+      <w:numFmt w:val="bullet"/>
+      <w:lvlText w:val=""/>
+      <w:lvlJc w:val="left"/>
+      <w:pPr>
+        <w:ind w:left="6840" w:hanging="360"/>
+      </w:pPr>
+      <w:rPr>
+        <w:rFonts w:ascii="Wingdings" w:hAnsi="Wingdings" w:hint="default"/>
+      </w:rPr>
+    </w:lvl>
+  </w:abstractNum>
+  <w:abstractNum w:abstractNumId="2" w15:restartNumberingAfterBreak="0">
+    <w:nsid w:val="0A2260D2"/>
+    <w:multiLevelType w:val="multilevel"/>
+    <w:tmpl w:val="0A2260D2"/>
+    <w:lvl w:ilvl="0">
+      <w:start w:val="1"/>
+      <w:numFmt w:val="bullet"/>
+      <w:lvlText w:val=""/>
       <w:lvlJc w:val="left"/>
       <w:pPr>
         <w:ind w:left="720" w:hanging="360"/>
       </w:pPr>
-    </w:lvl>
-    <w:lvl w:ilvl="1" w:tplc="9C107BB0">
-      <w:start w:val="1"/>
-      <w:numFmt w:val="bullet"/>
-      <w:lvlText w:val="○"/>
+      <w:rPr>
+        <w:rFonts w:ascii="Symbol" w:hAnsi="Symbol" w:hint="default"/>
+      </w:rPr>
+    </w:lvl>
+    <w:lvl w:ilvl="1">
+      <w:numFmt w:val="bullet"/>
+      <w:lvlText w:val="·"/>
       <w:lvlJc w:val="left"/>
       <w:pPr>
         <w:ind w:left="1440" w:hanging="360"/>
       </w:pPr>
-    </w:lvl>
-    <w:lvl w:ilvl="2" w:tplc="97B80A20">
-      <w:start w:val="1"/>
-      <w:numFmt w:val="bullet"/>
-      <w:lvlText w:val="■"/>
+      <w:rPr>
+        <w:rFonts w:ascii="Aptos" w:eastAsiaTheme="minorHAnsi" w:hAnsi="Aptos" w:cstheme="minorBidi" w:hint="default"/>
+      </w:rPr>
+    </w:lvl>
+    <w:lvl w:ilvl="2">
+      <w:start w:val="1"/>
+      <w:numFmt w:val="bullet"/>
+      <w:lvlText w:val=""/>
       <w:lvlJc w:val="left"/>
       <w:pPr>
         <w:ind w:left="2160" w:hanging="360"/>
       </w:pPr>
-    </w:lvl>
-    <w:lvl w:ilvl="3" w:tplc="C89C8AC0">
-      <w:start w:val="1"/>
-      <w:numFmt w:val="bullet"/>
-      <w:lvlText w:val="●"/>
+      <w:rPr>
+        <w:rFonts w:ascii="Wingdings" w:hAnsi="Wingdings" w:hint="default"/>
+      </w:rPr>
+    </w:lvl>
+    <w:lvl w:ilvl="3">
+      <w:start w:val="1"/>
+      <w:numFmt w:val="bullet"/>
+      <w:lvlText w:val=""/>
       <w:lvlJc w:val="left"/>
       <w:pPr>
         <w:ind w:left="2880" w:hanging="360"/>
       </w:pPr>
-    </w:lvl>
-    <w:lvl w:ilvl="4" w:tplc="4C4090D4">
-      <w:start w:val="1"/>
-      <w:numFmt w:val="bullet"/>
-      <w:lvlText w:val="○"/>
+      <w:rPr>
+        <w:rFonts w:ascii="Symbol" w:hAnsi="Symbol" w:hint="default"/>
+      </w:rPr>
+    </w:lvl>
+    <w:lvl w:ilvl="4">
+      <w:start w:val="1"/>
+      <w:numFmt w:val="bullet"/>
+      <w:lvlText w:val="o"/>
       <w:lvlJc w:val="left"/>
       <w:pPr>
         <w:ind w:left="3600" w:hanging="360"/>
       </w:pPr>
-    </w:lvl>
-    <w:lvl w:ilvl="5" w:tplc="9134DAA0">
-      <w:start w:val="1"/>
-      <w:numFmt w:val="bullet"/>
-      <w:lvlText w:val="■"/>
+      <w:rPr>
+        <w:rFonts w:ascii="Courier New" w:hAnsi="Courier New" w:cs="Courier New" w:hint="default"/>
+      </w:rPr>
+    </w:lvl>
+    <w:lvl w:ilvl="5">
+      <w:start w:val="1"/>
+      <w:numFmt w:val="bullet"/>
+      <w:lvlText w:val=""/>
       <w:lvlJc w:val="left"/>
       <w:pPr>
         <w:ind w:left="4320" w:hanging="360"/>
       </w:pPr>
-    </w:lvl>
-    <w:lvl w:ilvl="6" w:tplc="C83C4BA8">
-      <w:start w:val="1"/>
-      <w:numFmt w:val="bullet"/>
-      <w:lvlText w:val="●"/>
+      <w:rPr>
+        <w:rFonts w:ascii="Wingdings" w:hAnsi="Wingdings" w:hint="default"/>
+      </w:rPr>
+    </w:lvl>
+    <w:lvl w:ilvl="6">
+      <w:start w:val="1"/>
+      <w:numFmt w:val="bullet"/>
+      <w:lvlText w:val=""/>
       <w:lvlJc w:val="left"/>
       <w:pPr>
         <w:ind w:left="5040" w:hanging="360"/>
       </w:pPr>
-    </w:lvl>
-    <w:lvl w:ilvl="7" w:tplc="FA92702E">
-      <w:start w:val="1"/>
-      <w:numFmt w:val="bullet"/>
-      <w:lvlText w:val="●"/>
+      <w:rPr>
+        <w:rFonts w:ascii="Symbol" w:hAnsi="Symbol" w:hint="default"/>
+      </w:rPr>
+    </w:lvl>
+    <w:lvl w:ilvl="7">
+      <w:start w:val="1"/>
+      <w:numFmt w:val="bullet"/>
+      <w:lvlText w:val="o"/>
       <w:lvlJc w:val="left"/>
       <w:pPr>
         <w:ind w:left="5760" w:hanging="360"/>
       </w:pPr>
-    </w:lvl>
-    <w:lvl w:ilvl="8" w:tplc="38C07EE2">
-      <w:start w:val="1"/>
-      <w:numFmt w:val="bullet"/>
-      <w:lvlText w:val="●"/>
+      <w:rPr>
+        <w:rFonts w:ascii="Courier New" w:hAnsi="Courier New" w:cs="Courier New" w:hint="default"/>
+      </w:rPr>
+    </w:lvl>
+    <w:lvl w:ilvl="8">
+      <w:start w:val="1"/>
+      <w:numFmt w:val="bullet"/>
+      <w:lvlText w:val=""/>
       <w:lvlJc w:val="left"/>
       <w:pPr>
         <w:ind w:left="6480" w:hanging="360"/>
       </w:pPr>
+      <w:rPr>
+        <w:rFonts w:ascii="Wingdings" w:hAnsi="Wingdings" w:hint="default"/>
+      </w:rPr>
+    </w:lvl>
+  </w:abstractNum>
+  <w:abstractNum w:abstractNumId="3" w15:restartNumberingAfterBreak="0">
+    <w:nsid w:val="0F166A69"/>
+    <w:multiLevelType w:val="hybridMultilevel"/>
+    <w:tmpl w:val="4B9271F2"/>
+    <w:lvl w:ilvl="0" w:tplc="40090001">
+      <w:start w:val="1"/>
+      <w:numFmt w:val="bullet"/>
+      <w:lvlText w:val=""/>
+      <w:lvlJc w:val="left"/>
+      <w:pPr>
+        <w:ind w:left="720" w:hanging="360"/>
+      </w:pPr>
+      <w:rPr>
+        <w:rFonts w:ascii="Symbol" w:hAnsi="Symbol" w:hint="default"/>
+      </w:rPr>
+    </w:lvl>
+    <w:lvl w:ilvl="1" w:tplc="40090003" w:tentative="1">
+      <w:start w:val="1"/>
+      <w:numFmt w:val="bullet"/>
+      <w:lvlText w:val="o"/>
+      <w:lvlJc w:val="left"/>
+      <w:pPr>
+        <w:ind w:left="1440" w:hanging="360"/>
+      </w:pPr>
+      <w:rPr>
+        <w:rFonts w:ascii="Courier New" w:hAnsi="Courier New" w:cs="Courier New" w:hint="default"/>
+      </w:rPr>
+    </w:lvl>
+    <w:lvl w:ilvl="2" w:tplc="40090005" w:tentative="1">
+      <w:start w:val="1"/>
+      <w:numFmt w:val="bullet"/>
+      <w:lvlText w:val=""/>
+      <w:lvlJc w:val="left"/>
+      <w:pPr>
+        <w:ind w:left="2160" w:hanging="360"/>
+      </w:pPr>
+      <w:rPr>
+        <w:rFonts w:ascii="Wingdings" w:hAnsi="Wingdings" w:hint="default"/>
+      </w:rPr>
+    </w:lvl>
+    <w:lvl w:ilvl="3" w:tplc="40090001" w:tentative="1">
+      <w:start w:val="1"/>
+      <w:numFmt w:val="bullet"/>
+      <w:lvlText w:val=""/>
+      <w:lvlJc w:val="left"/>
+      <w:pPr>
+        <w:ind w:left="2880" w:hanging="360"/>
+      </w:pPr>
+      <w:rPr>
+        <w:rFonts w:ascii="Symbol" w:hAnsi="Symbol" w:hint="default"/>
+      </w:rPr>
+    </w:lvl>
+    <w:lvl w:ilvl="4" w:tplc="40090003" w:tentative="1">
+      <w:start w:val="1"/>
+      <w:numFmt w:val="bullet"/>
+      <w:lvlText w:val="o"/>
+      <w:lvlJc w:val="left"/>
+      <w:pPr>
+        <w:ind w:left="3600" w:hanging="360"/>
+      </w:pPr>
+      <w:rPr>
+        <w:rFonts w:ascii="Courier New" w:hAnsi="Courier New" w:cs="Courier New" w:hint="default"/>
+      </w:rPr>
+    </w:lvl>
+    <w:lvl w:ilvl="5" w:tplc="40090005" w:tentative="1">
+      <w:start w:val="1"/>
+      <w:numFmt w:val="bullet"/>
+      <w:lvlText w:val=""/>
+      <w:lvlJc w:val="left"/>
+      <w:pPr>
+        <w:ind w:left="4320" w:hanging="360"/>
+      </w:pPr>
+      <w:rPr>
+        <w:rFonts w:ascii="Wingdings" w:hAnsi="Wingdings" w:hint="default"/>
+      </w:rPr>
+    </w:lvl>
+    <w:lvl w:ilvl="6" w:tplc="40090001" w:tentative="1">
+      <w:start w:val="1"/>
+      <w:numFmt w:val="bullet"/>
+      <w:lvlText w:val=""/>
+      <w:lvlJc w:val="left"/>
+      <w:pPr>
+        <w:ind w:left="5040" w:hanging="360"/>
+      </w:pPr>
+      <w:rPr>
+        <w:rFonts w:ascii="Symbol" w:hAnsi="Symbol" w:hint="default"/>
+      </w:rPr>
+    </w:lvl>
+    <w:lvl w:ilvl="7" w:tplc="40090003" w:tentative="1">
+      <w:start w:val="1"/>
+      <w:numFmt w:val="bullet"/>
+      <w:lvlText w:val="o"/>
+      <w:lvlJc w:val="left"/>
+      <w:pPr>
+        <w:ind w:left="5760" w:hanging="360"/>
+      </w:pPr>
+      <w:rPr>
+        <w:rFonts w:ascii="Courier New" w:hAnsi="Courier New" w:cs="Courier New" w:hint="default"/>
+      </w:rPr>
+    </w:lvl>
+    <w:lvl w:ilvl="8" w:tplc="40090005" w:tentative="1">
+      <w:start w:val="1"/>
+      <w:numFmt w:val="bullet"/>
+      <w:lvlText w:val=""/>
+      <w:lvlJc w:val="left"/>
+      <w:pPr>
+        <w:ind w:left="6480" w:hanging="360"/>
+      </w:pPr>
+      <w:rPr>
+        <w:rFonts w:ascii="Wingdings" w:hAnsi="Wingdings" w:hint="default"/>
+      </w:rPr>
+    </w:lvl>
+  </w:abstractNum>
+  <w:abstractNum w:abstractNumId="4" w15:restartNumberingAfterBreak="0">
+    <w:nsid w:val="1C6D29DD"/>
+    <w:multiLevelType w:val="hybridMultilevel"/>
+    <w:tmpl w:val="80747210"/>
+    <w:lvl w:ilvl="0" w:tplc="40090001">
+      <w:start w:val="1"/>
+      <w:numFmt w:val="bullet"/>
+      <w:lvlText w:val=""/>
+      <w:lvlJc w:val="left"/>
+      <w:pPr>
+        <w:ind w:left="1080" w:hanging="360"/>
+      </w:pPr>
+      <w:rPr>
+        <w:rFonts w:ascii="Symbol" w:hAnsi="Symbol" w:hint="default"/>
+      </w:rPr>
+    </w:lvl>
+    <w:lvl w:ilvl="1" w:tplc="40090003" w:tentative="1">
+      <w:start w:val="1"/>
+      <w:numFmt w:val="bullet"/>
+      <w:lvlText w:val="o"/>
+      <w:lvlJc w:val="left"/>
+      <w:pPr>
+        <w:ind w:left="1800" w:hanging="360"/>
+      </w:pPr>
+      <w:rPr>
+        <w:rFonts w:ascii="Courier New" w:hAnsi="Courier New" w:cs="Courier New" w:hint="default"/>
+      </w:rPr>
+    </w:lvl>
+    <w:lvl w:ilvl="2" w:tplc="40090005" w:tentative="1">
+      <w:start w:val="1"/>
+      <w:numFmt w:val="bullet"/>
+      <w:lvlText w:val=""/>
+      <w:lvlJc w:val="left"/>
+      <w:pPr>
+        <w:ind w:left="2520" w:hanging="360"/>
+      </w:pPr>
+      <w:rPr>
+        <w:rFonts w:ascii="Wingdings" w:hAnsi="Wingdings" w:hint="default"/>
+      </w:rPr>
+    </w:lvl>
+    <w:lvl w:ilvl="3" w:tplc="40090001" w:tentative="1">
+      <w:start w:val="1"/>
+      <w:numFmt w:val="bullet"/>
+      <w:lvlText w:val=""/>
+      <w:lvlJc w:val="left"/>
+      <w:pPr>
+        <w:ind w:left="3240" w:hanging="360"/>
+      </w:pPr>
+      <w:rPr>
+        <w:rFonts w:ascii="Symbol" w:hAnsi="Symbol" w:hint="default"/>
+      </w:rPr>
+    </w:lvl>
+    <w:lvl w:ilvl="4" w:tplc="40090003" w:tentative="1">
+      <w:start w:val="1"/>
+      <w:numFmt w:val="bullet"/>
+      <w:lvlText w:val="o"/>
+      <w:lvlJc w:val="left"/>
+      <w:pPr>
+        <w:ind w:left="3960" w:hanging="360"/>
+      </w:pPr>
+      <w:rPr>
+        <w:rFonts w:ascii="Courier New" w:hAnsi="Courier New" w:cs="Courier New" w:hint="default"/>
+      </w:rPr>
+    </w:lvl>
+    <w:lvl w:ilvl="5" w:tplc="40090005" w:tentative="1">
+      <w:start w:val="1"/>
+      <w:numFmt w:val="bullet"/>
+      <w:lvlText w:val=""/>
+      <w:lvlJc w:val="left"/>
+      <w:pPr>
+        <w:ind w:left="4680" w:hanging="360"/>
+      </w:pPr>
+      <w:rPr>
+        <w:rFonts w:ascii="Wingdings" w:hAnsi="Wingdings" w:hint="default"/>
+      </w:rPr>
+    </w:lvl>
+    <w:lvl w:ilvl="6" w:tplc="40090001" w:tentative="1">
+      <w:start w:val="1"/>
+      <w:numFmt w:val="bullet"/>
+      <w:lvlText w:val=""/>
+      <w:lvlJc w:val="left"/>
+      <w:pPr>
+        <w:ind w:left="5400" w:hanging="360"/>
+      </w:pPr>
+      <w:rPr>
+        <w:rFonts w:ascii="Symbol" w:hAnsi="Symbol" w:hint="default"/>
+      </w:rPr>
+    </w:lvl>
+    <w:lvl w:ilvl="7" w:tplc="40090003" w:tentative="1">
+      <w:start w:val="1"/>
+      <w:numFmt w:val="bullet"/>
+      <w:lvlText w:val="o"/>
+      <w:lvlJc w:val="left"/>
+      <w:pPr>
+        <w:ind w:left="6120" w:hanging="360"/>
+      </w:pPr>
+      <w:rPr>
+        <w:rFonts w:ascii="Courier New" w:hAnsi="Courier New" w:cs="Courier New" w:hint="default"/>
+      </w:rPr>
+    </w:lvl>
+    <w:lvl w:ilvl="8" w:tplc="40090005" w:tentative="1">
+      <w:start w:val="1"/>
+      <w:numFmt w:val="bullet"/>
+      <w:lvlText w:val=""/>
+      <w:lvlJc w:val="left"/>
+      <w:pPr>
+        <w:ind w:left="6840" w:hanging="360"/>
+      </w:pPr>
+      <w:rPr>
+        <w:rFonts w:ascii="Wingdings" w:hAnsi="Wingdings" w:hint="default"/>
+      </w:rPr>
+    </w:lvl>
+  </w:abstractNum>
+  <w:abstractNum w:abstractNumId="5" w15:restartNumberingAfterBreak="0">
+    <w:nsid w:val="2ECE3EA0"/>
+    <w:multiLevelType w:val="multilevel"/>
+    <w:tmpl w:val="2ECE3EA0"/>
+    <w:lvl w:ilvl="0">
+      <w:start w:val="1"/>
+      <w:numFmt w:val="bullet"/>
+      <w:lvlText w:val=""/>
+      <w:lvlJc w:val="left"/>
+      <w:pPr>
+        <w:ind w:left="720" w:hanging="360"/>
+      </w:pPr>
+      <w:rPr>
+        <w:rFonts w:ascii="Symbol" w:hAnsi="Symbol" w:hint="default"/>
+      </w:rPr>
+    </w:lvl>
+    <w:lvl w:ilvl="1">
+      <w:start w:val="1"/>
+      <w:numFmt w:val="bullet"/>
+      <w:lvlText w:val="o"/>
+      <w:lvlJc w:val="left"/>
+      <w:pPr>
+        <w:ind w:left="1440" w:hanging="360"/>
+      </w:pPr>
+      <w:rPr>
+        <w:rFonts w:ascii="Courier New" w:hAnsi="Courier New" w:cs="Courier New" w:hint="default"/>
+      </w:rPr>
+    </w:lvl>
+    <w:lvl w:ilvl="2">
+      <w:start w:val="1"/>
+      <w:numFmt w:val="bullet"/>
+      <w:lvlText w:val=""/>
+      <w:lvlJc w:val="left"/>
+      <w:pPr>
+        <w:ind w:left="2160" w:hanging="360"/>
+      </w:pPr>
+      <w:rPr>
+        <w:rFonts w:ascii="Wingdings" w:hAnsi="Wingdings" w:hint="default"/>
+      </w:rPr>
+    </w:lvl>
+    <w:lvl w:ilvl="3">
+      <w:start w:val="1"/>
+      <w:numFmt w:val="bullet"/>
+      <w:lvlText w:val=""/>
+      <w:lvlJc w:val="left"/>
+      <w:pPr>
+        <w:ind w:left="2880" w:hanging="360"/>
+      </w:pPr>
+      <w:rPr>
+        <w:rFonts w:ascii="Symbol" w:hAnsi="Symbol" w:hint="default"/>
+      </w:rPr>
+    </w:lvl>
+    <w:lvl w:ilvl="4">
+      <w:start w:val="1"/>
+      <w:numFmt w:val="bullet"/>
+      <w:lvlText w:val="o"/>
+      <w:lvlJc w:val="left"/>
+      <w:pPr>
+        <w:ind w:left="3600" w:hanging="360"/>
+      </w:pPr>
+      <w:rPr>
+        <w:rFonts w:ascii="Courier New" w:hAnsi="Courier New" w:cs="Courier New" w:hint="default"/>
+      </w:rPr>
+    </w:lvl>
+    <w:lvl w:ilvl="5">
+      <w:start w:val="1"/>
+      <w:numFmt w:val="bullet"/>
+      <w:lvlText w:val=""/>
+      <w:lvlJc w:val="left"/>
+      <w:pPr>
+        <w:ind w:left="4320" w:hanging="360"/>
+      </w:pPr>
+      <w:rPr>
+        <w:rFonts w:ascii="Wingdings" w:hAnsi="Wingdings" w:hint="default"/>
+      </w:rPr>
+    </w:lvl>
+    <w:lvl w:ilvl="6">
+      <w:start w:val="1"/>
+      <w:numFmt w:val="bullet"/>
+      <w:lvlText w:val=""/>
+      <w:lvlJc w:val="left"/>
+      <w:pPr>
+        <w:ind w:left="5040" w:hanging="360"/>
+      </w:pPr>
+      <w:rPr>
+        <w:rFonts w:ascii="Symbol" w:hAnsi="Symbol" w:hint="default"/>
+      </w:rPr>
+    </w:lvl>
+    <w:lvl w:ilvl="7">
+      <w:start w:val="1"/>
+      <w:numFmt w:val="bullet"/>
+      <w:lvlText w:val="o"/>
+      <w:lvlJc w:val="left"/>
+      <w:pPr>
+        <w:ind w:left="5760" w:hanging="360"/>
+      </w:pPr>
+      <w:rPr>
+        <w:rFonts w:ascii="Courier New" w:hAnsi="Courier New" w:cs="Courier New" w:hint="default"/>
+      </w:rPr>
+    </w:lvl>
+    <w:lvl w:ilvl="8">
+      <w:start w:val="1"/>
+      <w:numFmt w:val="bullet"/>
+      <w:lvlText w:val=""/>
+      <w:lvlJc w:val="left"/>
+      <w:pPr>
+        <w:ind w:left="6480" w:hanging="360"/>
+      </w:pPr>
+      <w:rPr>
+        <w:rFonts w:ascii="Wingdings" w:hAnsi="Wingdings" w:hint="default"/>
+      </w:rPr>
+    </w:lvl>
+  </w:abstractNum>
+  <w:abstractNum w:abstractNumId="6" w15:restartNumberingAfterBreak="0">
+    <w:nsid w:val="4B971217"/>
+    <w:multiLevelType w:val="multilevel"/>
+    <w:tmpl w:val="4B971217"/>
+    <w:lvl w:ilvl="0">
+      <w:start w:val="1"/>
+      <w:numFmt w:val="bullet"/>
+      <w:lvlText w:val=""/>
+      <w:lvlJc w:val="left"/>
+      <w:pPr>
+        <w:ind w:left="1080" w:hanging="360"/>
+      </w:pPr>
+      <w:rPr>
+        <w:rFonts w:ascii="Symbol" w:hAnsi="Symbol" w:hint="default"/>
+      </w:rPr>
+    </w:lvl>
+    <w:lvl w:ilvl="1">
+      <w:numFmt w:val="bullet"/>
+      <w:lvlText w:val="·"/>
+      <w:lvlJc w:val="left"/>
+      <w:pPr>
+        <w:ind w:left="1800" w:hanging="360"/>
+      </w:pPr>
+      <w:rPr>
+        <w:rFonts w:ascii="Aptos" w:eastAsiaTheme="minorHAnsi" w:hAnsi="Aptos" w:cstheme="minorBidi" w:hint="default"/>
+      </w:rPr>
+    </w:lvl>
+    <w:lvl w:ilvl="2">
+      <w:start w:val="1"/>
+      <w:numFmt w:val="bullet"/>
+      <w:lvlText w:val=""/>
+      <w:lvlJc w:val="left"/>
+      <w:pPr>
+        <w:ind w:left="2520" w:hanging="360"/>
+      </w:pPr>
+      <w:rPr>
+        <w:rFonts w:ascii="Wingdings" w:hAnsi="Wingdings" w:hint="default"/>
+      </w:rPr>
+    </w:lvl>
+    <w:lvl w:ilvl="3">
+      <w:start w:val="1"/>
+      <w:numFmt w:val="bullet"/>
+      <w:lvlText w:val=""/>
+      <w:lvlJc w:val="left"/>
+      <w:pPr>
+        <w:ind w:left="3240" w:hanging="360"/>
+      </w:pPr>
+      <w:rPr>
+        <w:rFonts w:ascii="Symbol" w:hAnsi="Symbol" w:hint="default"/>
+      </w:rPr>
+    </w:lvl>
+    <w:lvl w:ilvl="4">
+      <w:start w:val="1"/>
+      <w:numFmt w:val="bullet"/>
+      <w:lvlText w:val="o"/>
+      <w:lvlJc w:val="left"/>
+      <w:pPr>
+        <w:ind w:left="3960" w:hanging="360"/>
+      </w:pPr>
+      <w:rPr>
+        <w:rFonts w:ascii="Courier New" w:hAnsi="Courier New" w:cs="Courier New" w:hint="default"/>
+      </w:rPr>
+    </w:lvl>
+    <w:lvl w:ilvl="5">
+      <w:start w:val="1"/>
+      <w:numFmt w:val="bullet"/>
+      <w:lvlText w:val=""/>
+      <w:lvlJc w:val="left"/>
+      <w:pPr>
+        <w:ind w:left="4680" w:hanging="360"/>
+      </w:pPr>
+      <w:rPr>
+        <w:rFonts w:ascii="Wingdings" w:hAnsi="Wingdings" w:hint="default"/>
+      </w:rPr>
+    </w:lvl>
+    <w:lvl w:ilvl="6">
+      <w:start w:val="1"/>
+      <w:numFmt w:val="bullet"/>
+      <w:lvlText w:val=""/>
+      <w:lvlJc w:val="left"/>
+      <w:pPr>
+        <w:ind w:left="5400" w:hanging="360"/>
+      </w:pPr>
+      <w:rPr>
+        <w:rFonts w:ascii="Symbol" w:hAnsi="Symbol" w:hint="default"/>
+      </w:rPr>
+    </w:lvl>
+    <w:lvl w:ilvl="7">
+      <w:start w:val="1"/>
+      <w:numFmt w:val="bullet"/>
+      <w:lvlText w:val="o"/>
+      <w:lvlJc w:val="left"/>
+      <w:pPr>
+        <w:ind w:left="6120" w:hanging="360"/>
+      </w:pPr>
+      <w:rPr>
+        <w:rFonts w:ascii="Courier New" w:hAnsi="Courier New" w:cs="Courier New" w:hint="default"/>
+      </w:rPr>
+    </w:lvl>
+    <w:lvl w:ilvl="8">
+      <w:start w:val="1"/>
+      <w:numFmt w:val="bullet"/>
+      <w:lvlText w:val=""/>
+      <w:lvlJc w:val="left"/>
+      <w:pPr>
+        <w:ind w:left="6840" w:hanging="360"/>
+      </w:pPr>
+      <w:rPr>
+        <w:rFonts w:ascii="Wingdings" w:hAnsi="Wingdings" w:hint="default"/>
+      </w:rPr>
+    </w:lvl>
+  </w:abstractNum>
+  <w:abstractNum w:abstractNumId="7" w15:restartNumberingAfterBreak="0">
+    <w:nsid w:val="53105A71"/>
+    <w:multiLevelType w:val="multilevel"/>
+    <w:tmpl w:val="53105A71"/>
+    <w:lvl w:ilvl="0">
+      <w:start w:val="1"/>
+      <w:numFmt w:val="bullet"/>
+      <w:lvlText w:val=""/>
+      <w:lvlJc w:val="left"/>
+      <w:pPr>
+        <w:ind w:left="720" w:hanging="360"/>
+      </w:pPr>
+      <w:rPr>
+        <w:rFonts w:ascii="Symbol" w:hAnsi="Symbol" w:hint="default"/>
+      </w:rPr>
+    </w:lvl>
+    <w:lvl w:ilvl="1">
+      <w:start w:val="1"/>
+      <w:numFmt w:val="bullet"/>
+      <w:lvlText w:val="o"/>
+      <w:lvlJc w:val="left"/>
+      <w:pPr>
+        <w:ind w:left="1440" w:hanging="360"/>
+      </w:pPr>
+      <w:rPr>
+        <w:rFonts w:ascii="Courier New" w:hAnsi="Courier New" w:cs="Courier New" w:hint="default"/>
+      </w:rPr>
+    </w:lvl>
+    <w:lvl w:ilvl="2">
+      <w:start w:val="1"/>
+      <w:numFmt w:val="bullet"/>
+      <w:lvlText w:val=""/>
+      <w:lvlJc w:val="left"/>
+      <w:pPr>
+        <w:ind w:left="2160" w:hanging="360"/>
+      </w:pPr>
+      <w:rPr>
+        <w:rFonts w:ascii="Wingdings" w:hAnsi="Wingdings" w:hint="default"/>
+      </w:rPr>
+    </w:lvl>
+    <w:lvl w:ilvl="3">
+      <w:start w:val="1"/>
+      <w:numFmt w:val="bullet"/>
+      <w:lvlText w:val=""/>
+      <w:lvlJc w:val="left"/>
+      <w:pPr>
+        <w:ind w:left="2880" w:hanging="360"/>
+      </w:pPr>
+      <w:rPr>
+        <w:rFonts w:ascii="Symbol" w:hAnsi="Symbol" w:hint="default"/>
+      </w:rPr>
+    </w:lvl>
+    <w:lvl w:ilvl="4">
+      <w:start w:val="1"/>
+      <w:numFmt w:val="bullet"/>
+      <w:lvlText w:val="o"/>
+      <w:lvlJc w:val="left"/>
+      <w:pPr>
+        <w:ind w:left="3600" w:hanging="360"/>
+      </w:pPr>
+      <w:rPr>
+        <w:rFonts w:ascii="Courier New" w:hAnsi="Courier New" w:cs="Courier New" w:hint="default"/>
+      </w:rPr>
+    </w:lvl>
+    <w:lvl w:ilvl="5">
+      <w:start w:val="1"/>
+      <w:numFmt w:val="bullet"/>
+      <w:lvlText w:val=""/>
+      <w:lvlJc w:val="left"/>
+      <w:pPr>
+        <w:ind w:left="4320" w:hanging="360"/>
+      </w:pPr>
+      <w:rPr>
+        <w:rFonts w:ascii="Wingdings" w:hAnsi="Wingdings" w:hint="default"/>
+      </w:rPr>
+    </w:lvl>
+    <w:lvl w:ilvl="6">
+      <w:start w:val="1"/>
+      <w:numFmt w:val="bullet"/>
+      <w:lvlText w:val=""/>
+      <w:lvlJc w:val="left"/>
+      <w:pPr>
+        <w:ind w:left="5040" w:hanging="360"/>
+      </w:pPr>
+      <w:rPr>
+        <w:rFonts w:ascii="Symbol" w:hAnsi="Symbol" w:hint="default"/>
+      </w:rPr>
+    </w:lvl>
+    <w:lvl w:ilvl="7">
+      <w:start w:val="1"/>
+      <w:numFmt w:val="bullet"/>
+      <w:lvlText w:val="o"/>
+      <w:lvlJc w:val="left"/>
+      <w:pPr>
+        <w:ind w:left="5760" w:hanging="360"/>
+      </w:pPr>
+      <w:rPr>
+        <w:rFonts w:ascii="Courier New" w:hAnsi="Courier New" w:cs="Courier New" w:hint="default"/>
+      </w:rPr>
+    </w:lvl>
+    <w:lvl w:ilvl="8">
+      <w:start w:val="1"/>
+      <w:numFmt w:val="bullet"/>
+      <w:lvlText w:val=""/>
+      <w:lvlJc w:val="left"/>
+      <w:pPr>
+        <w:ind w:left="6480" w:hanging="360"/>
+      </w:pPr>
+      <w:rPr>
+        <w:rFonts w:ascii="Wingdings" w:hAnsi="Wingdings" w:hint="default"/>
+      </w:rPr>
+    </w:lvl>
+  </w:abstractNum>
+  <w:abstractNum w:abstractNumId="8" w15:restartNumberingAfterBreak="0">
+    <w:nsid w:val="68E02874"/>
+    <w:multiLevelType w:val="hybridMultilevel"/>
+    <w:tmpl w:val="32147B08"/>
+    <w:lvl w:ilvl="0" w:tplc="40090001">
+      <w:start w:val="1"/>
+      <w:numFmt w:val="bullet"/>
+      <w:lvlText w:val=""/>
+      <w:lvlJc w:val="left"/>
+      <w:pPr>
+        <w:ind w:left="1080" w:hanging="360"/>
+      </w:pPr>
+      <w:rPr>
+        <w:rFonts w:ascii="Symbol" w:hAnsi="Symbol" w:hint="default"/>
+      </w:rPr>
+    </w:lvl>
+    <w:lvl w:ilvl="1" w:tplc="40090003" w:tentative="1">
+      <w:start w:val="1"/>
+      <w:numFmt w:val="bullet"/>
+      <w:lvlText w:val="o"/>
+      <w:lvlJc w:val="left"/>
+      <w:pPr>
+        <w:ind w:left="1800" w:hanging="360"/>
+      </w:pPr>
+      <w:rPr>
+        <w:rFonts w:ascii="Courier New" w:hAnsi="Courier New" w:cs="Courier New" w:hint="default"/>
+      </w:rPr>
+    </w:lvl>
+    <w:lvl w:ilvl="2" w:tplc="40090005" w:tentative="1">
+      <w:start w:val="1"/>
+      <w:numFmt w:val="bullet"/>
+      <w:lvlText w:val=""/>
+      <w:lvlJc w:val="left"/>
+      <w:pPr>
+        <w:ind w:left="2520" w:hanging="360"/>
+      </w:pPr>
+      <w:rPr>
+        <w:rFonts w:ascii="Wingdings" w:hAnsi="Wingdings" w:hint="default"/>
+      </w:rPr>
+    </w:lvl>
+    <w:lvl w:ilvl="3" w:tplc="40090001" w:tentative="1">
+      <w:start w:val="1"/>
+      <w:numFmt w:val="bullet"/>
+      <w:lvlText w:val=""/>
+      <w:lvlJc w:val="left"/>
+      <w:pPr>
+        <w:ind w:left="3240" w:hanging="360"/>
+      </w:pPr>
+      <w:rPr>
+        <w:rFonts w:ascii="Symbol" w:hAnsi="Symbol" w:hint="default"/>
+      </w:rPr>
+    </w:lvl>
+    <w:lvl w:ilvl="4" w:tplc="40090003" w:tentative="1">
+      <w:start w:val="1"/>
+      <w:numFmt w:val="bullet"/>
+      <w:lvlText w:val="o"/>
+      <w:lvlJc w:val="left"/>
+      <w:pPr>
+        <w:ind w:left="3960" w:hanging="360"/>
+      </w:pPr>
+      <w:rPr>
+        <w:rFonts w:ascii="Courier New" w:hAnsi="Courier New" w:cs="Courier New" w:hint="default"/>
+      </w:rPr>
+    </w:lvl>
+    <w:lvl w:ilvl="5" w:tplc="40090005" w:tentative="1">
+      <w:start w:val="1"/>
+      <w:numFmt w:val="bullet"/>
+      <w:lvlText w:val=""/>
+      <w:lvlJc w:val="left"/>
+      <w:pPr>
+        <w:ind w:left="4680" w:hanging="360"/>
+      </w:pPr>
+      <w:rPr>
+        <w:rFonts w:ascii="Wingdings" w:hAnsi="Wingdings" w:hint="default"/>
+      </w:rPr>
+    </w:lvl>
+    <w:lvl w:ilvl="6" w:tplc="40090001" w:tentative="1">
+      <w:start w:val="1"/>
+      <w:numFmt w:val="bullet"/>
+      <w:lvlText w:val=""/>
+      <w:lvlJc w:val="left"/>
+      <w:pPr>
+        <w:ind w:left="5400" w:hanging="360"/>
+      </w:pPr>
+      <w:rPr>
+        <w:rFonts w:ascii="Symbol" w:hAnsi="Symbol" w:hint="default"/>
+      </w:rPr>
+    </w:lvl>
+    <w:lvl w:ilvl="7" w:tplc="40090003" w:tentative="1">
+      <w:start w:val="1"/>
+      <w:numFmt w:val="bullet"/>
+      <w:lvlText w:val="o"/>
+      <w:lvlJc w:val="left"/>
+      <w:pPr>
+        <w:ind w:left="6120" w:hanging="360"/>
+      </w:pPr>
+      <w:rPr>
+        <w:rFonts w:ascii="Courier New" w:hAnsi="Courier New" w:cs="Courier New" w:hint="default"/>
+      </w:rPr>
+    </w:lvl>
+    <w:lvl w:ilvl="8" w:tplc="40090005" w:tentative="1">
+      <w:start w:val="1"/>
+      <w:numFmt w:val="bullet"/>
+      <w:lvlText w:val=""/>
+      <w:lvlJc w:val="left"/>
+      <w:pPr>
+        <w:ind w:left="6840" w:hanging="360"/>
+      </w:pPr>
+      <w:rPr>
+        <w:rFonts w:ascii="Wingdings" w:hAnsi="Wingdings" w:hint="default"/>
+      </w:rPr>
     </w:lvl>
   </w:abstractNum>
   <w:num w:numId="1">
-    <w:abstractNumId w:val="1"/>
-    <w:lvlOverride w:ilvl="0">
-      <w:startOverride w:val="1"/>
-    </w:lvlOverride>
+    <w:abstractNumId w:val="2"/>
   </w:num>
   <w:num w:numId="2">
+    <w:abstractNumId w:val="6"/>
+  </w:num>
+  <w:num w:numId="3">
+    <w:abstractNumId w:val="5"/>
+  </w:num>
+  <w:num w:numId="4">
+    <w:abstractNumId w:val="7"/>
+  </w:num>
+  <w:num w:numId="5">
     <w:abstractNumId w:val="0"/>
-    <w:lvlOverride w:ilvl="0">
-      <w:startOverride w:val="1"/>
-    </w:lvlOverride>
+  </w:num>
+  <w:num w:numId="6">
+    <w:abstractNumId w:val="4"/>
+  </w:num>
+  <w:num w:numId="7">
+    <w:abstractNumId w:val="1"/>
+  </w:num>
+  <w:num w:numId="8">
+    <w:abstractNumId w:val="8"/>
+  </w:num>
+  <w:num w:numId="9">
+    <w:abstractNumId w:val="3"/>
   </w:num>
 </w:numbering>
 </file>
@@ -995,9 +1857,7 @@
   <w:docDefaults>
     <w:rPrDefault>
       <w:rPr>
-        <w:rFonts w:ascii="Times New Roman" w:eastAsia="Times New Roman" w:hAnsi="Times New Roman" w:cs="Times New Roman"/>
-        <w:sz w:val="24"/>
-        <w:szCs w:val="24"/>
+        <w:rFonts w:asciiTheme="minorHAnsi" w:eastAsiaTheme="minorHAnsi" w:hAnsiTheme="minorHAnsi" w:cstheme="minorBidi"/>
         <w:lang w:val="en-IN" w:eastAsia="en-IN" w:bidi="ar-SA"/>
       </w:rPr>
     </w:rPrDefault>
@@ -1035,8 +1895,8 @@
     <w:lsdException w:name="Normal Indent" w:semiHidden="1" w:unhideWhenUsed="1"/>
     <w:lsdException w:name="footnote text" w:semiHidden="1" w:unhideWhenUsed="1"/>
     <w:lsdException w:name="annotation text" w:semiHidden="1" w:unhideWhenUsed="1"/>
-    <w:lsdException w:name="header" w:semiHidden="1" w:unhideWhenUsed="1"/>
-    <w:lsdException w:name="footer" w:semiHidden="1" w:unhideWhenUsed="1"/>
+    <w:lsdException w:name="header" w:unhideWhenUsed="1" w:qFormat="1"/>
+    <w:lsdException w:name="footer" w:unhideWhenUsed="1" w:qFormat="1"/>
     <w:lsdException w:name="index heading" w:semiHidden="1" w:unhideWhenUsed="1"/>
     <w:lsdException w:name="caption" w:semiHidden="1" w:uiPriority="35" w:unhideWhenUsed="1" w:qFormat="1"/>
     <w:lsdException w:name="table of figures" w:semiHidden="1" w:unhideWhenUsed="1"/>
@@ -1069,7 +1929,7 @@
     <w:lsdException w:name="Title" w:uiPriority="10" w:qFormat="1"/>
     <w:lsdException w:name="Closing" w:semiHidden="1" w:unhideWhenUsed="1"/>
     <w:lsdException w:name="Signature" w:semiHidden="1" w:unhideWhenUsed="1"/>
-    <w:lsdException w:name="Default Paragraph Font" w:semiHidden="1" w:uiPriority="1" w:unhideWhenUsed="1"/>
+    <w:lsdException w:name="Default Paragraph Font" w:uiPriority="1" w:unhideWhenUsed="1"/>
     <w:lsdException w:name="Body Text" w:semiHidden="1" w:unhideWhenUsed="1"/>
     <w:lsdException w:name="Body Text Indent" w:semiHidden="1" w:unhideWhenUsed="1"/>
     <w:lsdException w:name="List Continue" w:semiHidden="1" w:unhideWhenUsed="1"/>
@@ -1160,8 +2020,8 @@
     <w:lsdException w:name="Balloon Text" w:semiHidden="1" w:unhideWhenUsed="1"/>
     <w:lsdException w:name="Table Grid" w:uiPriority="39"/>
     <w:lsdException w:name="Table Theme" w:semiHidden="1" w:unhideWhenUsed="1"/>
-    <w:lsdException w:name="Placeholder Text" w:semiHidden="1"/>
-    <w:lsdException w:name="No Spacing" w:uiPriority="1" w:qFormat="1"/>
+    <w:lsdException w:name="Placeholder Text" w:semiHidden="1" w:unhideWhenUsed="1"/>
+    <w:lsdException w:name="No Spacing" w:semiHidden="1" w:unhideWhenUsed="1"/>
     <w:lsdException w:name="Light Shading" w:uiPriority="60"/>
     <w:lsdException w:name="Light List" w:uiPriority="61"/>
     <w:lsdException w:name="Light Grid" w:uiPriority="62"/>
@@ -1182,7 +2042,7 @@
     <w:lsdException w:name="Medium Shading 1 Accent 1" w:uiPriority="63"/>
     <w:lsdException w:name="Medium Shading 2 Accent 1" w:uiPriority="64"/>
     <w:lsdException w:name="Medium List 1 Accent 1" w:uiPriority="65"/>
-    <w:lsdException w:name="Revision" w:semiHidden="1"/>
+    <w:lsdException w:name="Revision" w:semiHidden="1" w:unhideWhenUsed="1"/>
     <w:lsdException w:name="List Paragraph" w:uiPriority="34" w:qFormat="1"/>
     <w:lsdException w:name="Quote" w:uiPriority="29" w:qFormat="1"/>
     <w:lsdException w:name="Intense Quote" w:uiPriority="30" w:qFormat="1"/>
@@ -1379,71 +2239,205 @@
   <w:style w:type="paragraph" w:default="1" w:styleId="Normal">
     <w:name w:val="Normal"/>
     <w:qFormat/>
+    <w:pPr>
+      <w:spacing w:after="160" w:line="278" w:lineRule="auto"/>
+    </w:pPr>
+    <w:rPr>
+      <w:kern w:val="2"/>
+      <w:sz w:val="24"/>
+      <w:szCs w:val="24"/>
+      <w:lang w:eastAsia="en-US"/>
+      <w14:ligatures w14:val="standardContextual"/>
+    </w:rPr>
   </w:style>
   <w:style w:type="paragraph" w:styleId="Heading1">
     <w:name w:val="heading 1"/>
+    <w:basedOn w:val="Normal"/>
+    <w:next w:val="Normal"/>
+    <w:link w:val="Heading1Char"/>
+    <w:uiPriority w:val="9"/>
     <w:qFormat/>
     <w:pPr>
+      <w:keepNext/>
+      <w:keepLines/>
+      <w:spacing w:before="360" w:after="80"/>
       <w:outlineLvl w:val="0"/>
     </w:pPr>
     <w:rPr>
-      <w:color w:val="2E74B5"/>
+      <w:rFonts w:asciiTheme="majorHAnsi" w:eastAsiaTheme="majorEastAsia" w:hAnsiTheme="majorHAnsi" w:cstheme="majorBidi"/>
+      <w:color w:val="0F4761" w:themeColor="accent1" w:themeShade="BF"/>
+      <w:sz w:val="40"/>
+      <w:szCs w:val="40"/>
+    </w:rPr>
+  </w:style>
+  <w:style w:type="paragraph" w:styleId="Heading2">
+    <w:name w:val="heading 2"/>
+    <w:basedOn w:val="Normal"/>
+    <w:next w:val="Normal"/>
+    <w:link w:val="Heading2Char"/>
+    <w:uiPriority w:val="9"/>
+    <w:semiHidden/>
+    <w:unhideWhenUsed/>
+    <w:qFormat/>
+    <w:pPr>
+      <w:keepNext/>
+      <w:keepLines/>
+      <w:spacing w:before="160" w:after="80"/>
+      <w:outlineLvl w:val="1"/>
+    </w:pPr>
+    <w:rPr>
+      <w:rFonts w:asciiTheme="majorHAnsi" w:eastAsiaTheme="majorEastAsia" w:hAnsiTheme="majorHAnsi" w:cstheme="majorBidi"/>
+      <w:color w:val="0F4761" w:themeColor="accent1" w:themeShade="BF"/>
       <w:sz w:val="32"/>
       <w:szCs w:val="32"/>
     </w:rPr>
   </w:style>
-  <w:style w:type="paragraph" w:styleId="Heading2">
-    <w:name w:val="heading 2"/>
+  <w:style w:type="paragraph" w:styleId="Heading3">
+    <w:name w:val="heading 3"/>
+    <w:basedOn w:val="Normal"/>
+    <w:next w:val="Normal"/>
+    <w:link w:val="Heading3Char"/>
+    <w:uiPriority w:val="9"/>
+    <w:semiHidden/>
+    <w:unhideWhenUsed/>
     <w:qFormat/>
     <w:pPr>
-      <w:outlineLvl w:val="1"/>
+      <w:keepNext/>
+      <w:keepLines/>
+      <w:spacing w:before="160" w:after="80"/>
+      <w:outlineLvl w:val="2"/>
     </w:pPr>
     <w:rPr>
-      <w:color w:val="2E74B5"/>
-      <w:sz w:val="26"/>
-      <w:szCs w:val="26"/>
-    </w:rPr>
-  </w:style>
-  <w:style w:type="paragraph" w:styleId="Heading3">
-    <w:name w:val="heading 3"/>
+      <w:rFonts w:eastAsiaTheme="majorEastAsia" w:cstheme="majorBidi"/>
+      <w:color w:val="0F4761" w:themeColor="accent1" w:themeShade="BF"/>
+      <w:sz w:val="28"/>
+      <w:szCs w:val="28"/>
+    </w:rPr>
+  </w:style>
+  <w:style w:type="paragraph" w:styleId="Heading4">
+    <w:name w:val="heading 4"/>
+    <w:basedOn w:val="Normal"/>
+    <w:next w:val="Normal"/>
+    <w:link w:val="Heading4Char"/>
+    <w:uiPriority w:val="9"/>
+    <w:semiHidden/>
+    <w:unhideWhenUsed/>
     <w:qFormat/>
     <w:pPr>
-      <w:outlineLvl w:val="2"/>
+      <w:keepNext/>
+      <w:keepLines/>
+      <w:spacing w:before="80" w:after="40"/>
+      <w:outlineLvl w:val="3"/>
     </w:pPr>
     <w:rPr>
-      <w:color w:val="1F4D78"/>
-    </w:rPr>
-  </w:style>
-  <w:style w:type="paragraph" w:styleId="Heading4">
-    <w:name w:val="heading 4"/>
+      <w:rFonts w:eastAsiaTheme="majorEastAsia" w:cstheme="majorBidi"/>
+      <w:i/>
+      <w:iCs/>
+      <w:color w:val="0F4761" w:themeColor="accent1" w:themeShade="BF"/>
+    </w:rPr>
+  </w:style>
+  <w:style w:type="paragraph" w:styleId="Heading5">
+    <w:name w:val="heading 5"/>
+    <w:basedOn w:val="Normal"/>
+    <w:next w:val="Normal"/>
+    <w:link w:val="Heading5Char"/>
+    <w:uiPriority w:val="9"/>
+    <w:semiHidden/>
+    <w:unhideWhenUsed/>
     <w:qFormat/>
     <w:pPr>
-      <w:outlineLvl w:val="3"/>
+      <w:keepNext/>
+      <w:keepLines/>
+      <w:spacing w:before="80" w:after="40"/>
+      <w:outlineLvl w:val="4"/>
     </w:pPr>
     <w:rPr>
+      <w:rFonts w:eastAsiaTheme="majorEastAsia" w:cstheme="majorBidi"/>
+      <w:color w:val="0F4761" w:themeColor="accent1" w:themeShade="BF"/>
+    </w:rPr>
+  </w:style>
+  <w:style w:type="paragraph" w:styleId="Heading6">
+    <w:name w:val="heading 6"/>
+    <w:basedOn w:val="Normal"/>
+    <w:next w:val="Normal"/>
+    <w:link w:val="Heading6Char"/>
+    <w:uiPriority w:val="9"/>
+    <w:semiHidden/>
+    <w:unhideWhenUsed/>
+    <w:qFormat/>
+    <w:pPr>
+      <w:keepNext/>
+      <w:keepLines/>
+      <w:spacing w:before="40" w:after="0"/>
+      <w:outlineLvl w:val="5"/>
+    </w:pPr>
+    <w:rPr>
+      <w:rFonts w:eastAsiaTheme="majorEastAsia" w:cstheme="majorBidi"/>
       <w:i/>
       <w:iCs/>
-      <w:color w:val="2E74B5"/>
-    </w:rPr>
-  </w:style>
-  <w:style w:type="paragraph" w:styleId="Heading5">
-    <w:name w:val="heading 5"/>
+      <w:color w:val="595959" w:themeColor="text1" w:themeTint="A6"/>
+    </w:rPr>
+  </w:style>
+  <w:style w:type="paragraph" w:styleId="Heading7">
+    <w:name w:val="heading 7"/>
+    <w:basedOn w:val="Normal"/>
+    <w:next w:val="Normal"/>
+    <w:link w:val="Heading7Char"/>
+    <w:uiPriority w:val="9"/>
+    <w:semiHidden/>
+    <w:unhideWhenUsed/>
     <w:qFormat/>
     <w:pPr>
-      <w:outlineLvl w:val="4"/>
+      <w:keepNext/>
+      <w:keepLines/>
+      <w:spacing w:before="40" w:after="0"/>
+      <w:outlineLvl w:val="6"/>
     </w:pPr>
     <w:rPr>
-      <w:color w:val="2E74B5"/>
-    </w:rPr>
-  </w:style>
-  <w:style w:type="paragraph" w:styleId="Heading6">
-    <w:name w:val="heading 6"/>
+      <w:rFonts w:eastAsiaTheme="majorEastAsia" w:cstheme="majorBidi"/>
+      <w:color w:val="595959" w:themeColor="text1" w:themeTint="A6"/>
+    </w:rPr>
+  </w:style>
+  <w:style w:type="paragraph" w:styleId="Heading8">
+    <w:name w:val="heading 8"/>
+    <w:basedOn w:val="Normal"/>
+    <w:next w:val="Normal"/>
+    <w:link w:val="Heading8Char"/>
+    <w:uiPriority w:val="9"/>
+    <w:semiHidden/>
+    <w:unhideWhenUsed/>
     <w:qFormat/>
     <w:pPr>
-      <w:outlineLvl w:val="5"/>
+      <w:keepNext/>
+      <w:keepLines/>
+      <w:spacing w:after="0"/>
+      <w:outlineLvl w:val="7"/>
     </w:pPr>
     <w:rPr>
-      <w:color w:val="1F4D78"/>
+      <w:rFonts w:eastAsiaTheme="majorEastAsia" w:cstheme="majorBidi"/>
+      <w:i/>
+      <w:iCs/>
+      <w:color w:val="262626" w:themeColor="text1" w:themeTint="D9"/>
+    </w:rPr>
+  </w:style>
+  <w:style w:type="paragraph" w:styleId="Heading9">
+    <w:name w:val="heading 9"/>
+    <w:basedOn w:val="Normal"/>
+    <w:next w:val="Normal"/>
+    <w:link w:val="Heading9Char"/>
+    <w:uiPriority w:val="9"/>
+    <w:semiHidden/>
+    <w:unhideWhenUsed/>
+    <w:qFormat/>
+    <w:pPr>
+      <w:keepNext/>
+      <w:keepLines/>
+      <w:spacing w:after="0"/>
+      <w:outlineLvl w:val="8"/>
+    </w:pPr>
+    <w:rPr>
+      <w:rFonts w:eastAsiaTheme="majorEastAsia" w:cstheme="majorBidi"/>
+      <w:color w:val="262626" w:themeColor="text1" w:themeTint="D9"/>
     </w:rPr>
   </w:style>
   <w:style w:type="character" w:default="1" w:styleId="DefaultParagraphFont">
@@ -1473,95 +2467,366 @@
     <w:semiHidden/>
     <w:unhideWhenUsed/>
   </w:style>
+  <w:style w:type="paragraph" w:styleId="Footer">
+    <w:name w:val="footer"/>
+    <w:basedOn w:val="Normal"/>
+    <w:link w:val="FooterChar"/>
+    <w:uiPriority w:val="99"/>
+    <w:unhideWhenUsed/>
+    <w:qFormat/>
+    <w:pPr>
+      <w:tabs>
+        <w:tab w:val="center" w:pos="4513"/>
+        <w:tab w:val="right" w:pos="9026"/>
+      </w:tabs>
+      <w:spacing w:after="0" w:line="240" w:lineRule="auto"/>
+    </w:pPr>
+  </w:style>
+  <w:style w:type="paragraph" w:styleId="Header">
+    <w:name w:val="header"/>
+    <w:basedOn w:val="Normal"/>
+    <w:link w:val="HeaderChar"/>
+    <w:uiPriority w:val="99"/>
+    <w:unhideWhenUsed/>
+    <w:qFormat/>
+    <w:pPr>
+      <w:tabs>
+        <w:tab w:val="center" w:pos="4513"/>
+        <w:tab w:val="right" w:pos="9026"/>
+      </w:tabs>
+      <w:spacing w:after="0" w:line="240" w:lineRule="auto"/>
+    </w:pPr>
+  </w:style>
+  <w:style w:type="paragraph" w:styleId="Subtitle">
+    <w:name w:val="Subtitle"/>
+    <w:basedOn w:val="Normal"/>
+    <w:next w:val="Normal"/>
+    <w:link w:val="SubtitleChar"/>
+    <w:uiPriority w:val="11"/>
+    <w:qFormat/>
+    <w:rPr>
+      <w:rFonts w:eastAsiaTheme="majorEastAsia" w:cstheme="majorBidi"/>
+      <w:color w:val="595959" w:themeColor="text1" w:themeTint="A6"/>
+      <w:spacing w:val="15"/>
+      <w:sz w:val="28"/>
+      <w:szCs w:val="28"/>
+    </w:rPr>
+  </w:style>
   <w:style w:type="paragraph" w:styleId="Title">
     <w:name w:val="Title"/>
+    <w:basedOn w:val="Normal"/>
+    <w:next w:val="Normal"/>
+    <w:link w:val="TitleChar"/>
+    <w:uiPriority w:val="10"/>
     <w:qFormat/>
-    <w:rPr>
+    <w:pPr>
+      <w:spacing w:after="80" w:line="240" w:lineRule="auto"/>
+      <w:contextualSpacing/>
+    </w:pPr>
+    <w:rPr>
+      <w:rFonts w:asciiTheme="majorHAnsi" w:eastAsiaTheme="majorEastAsia" w:hAnsiTheme="majorHAnsi" w:cstheme="majorBidi"/>
+      <w:spacing w:val="-10"/>
+      <w:kern w:val="28"/>
       <w:sz w:val="56"/>
       <w:szCs w:val="56"/>
     </w:rPr>
   </w:style>
-  <w:style w:type="paragraph" w:customStyle="1" w:styleId="Strong1">
-    <w:name w:val="Strong1"/>
+  <w:style w:type="character" w:customStyle="1" w:styleId="Heading1Char">
+    <w:name w:val="Heading 1 Char"/>
+    <w:basedOn w:val="DefaultParagraphFont"/>
+    <w:link w:val="Heading1"/>
+    <w:uiPriority w:val="9"/>
+    <w:qFormat/>
+    <w:rPr>
+      <w:rFonts w:asciiTheme="majorHAnsi" w:eastAsiaTheme="majorEastAsia" w:hAnsiTheme="majorHAnsi" w:cstheme="majorBidi"/>
+      <w:color w:val="0F4761" w:themeColor="accent1" w:themeShade="BF"/>
+      <w:sz w:val="40"/>
+      <w:szCs w:val="40"/>
+    </w:rPr>
+  </w:style>
+  <w:style w:type="character" w:customStyle="1" w:styleId="Heading2Char">
+    <w:name w:val="Heading 2 Char"/>
+    <w:basedOn w:val="DefaultParagraphFont"/>
+    <w:link w:val="Heading2"/>
+    <w:uiPriority w:val="9"/>
+    <w:semiHidden/>
+    <w:rPr>
+      <w:rFonts w:asciiTheme="majorHAnsi" w:eastAsiaTheme="majorEastAsia" w:hAnsiTheme="majorHAnsi" w:cstheme="majorBidi"/>
+      <w:color w:val="0F4761" w:themeColor="accent1" w:themeShade="BF"/>
+      <w:sz w:val="32"/>
+      <w:szCs w:val="32"/>
+    </w:rPr>
+  </w:style>
+  <w:style w:type="character" w:customStyle="1" w:styleId="Heading3Char">
+    <w:name w:val="Heading 3 Char"/>
+    <w:basedOn w:val="DefaultParagraphFont"/>
+    <w:link w:val="Heading3"/>
+    <w:uiPriority w:val="9"/>
+    <w:semiHidden/>
+    <w:rPr>
+      <w:rFonts w:eastAsiaTheme="majorEastAsia" w:cstheme="majorBidi"/>
+      <w:color w:val="0F4761" w:themeColor="accent1" w:themeShade="BF"/>
+      <w:sz w:val="28"/>
+      <w:szCs w:val="28"/>
+    </w:rPr>
+  </w:style>
+  <w:style w:type="character" w:customStyle="1" w:styleId="Heading4Char">
+    <w:name w:val="Heading 4 Char"/>
+    <w:basedOn w:val="DefaultParagraphFont"/>
+    <w:link w:val="Heading4"/>
+    <w:uiPriority w:val="9"/>
+    <w:semiHidden/>
+    <w:rPr>
+      <w:rFonts w:eastAsiaTheme="majorEastAsia" w:cstheme="majorBidi"/>
+      <w:i/>
+      <w:iCs/>
+      <w:color w:val="0F4761" w:themeColor="accent1" w:themeShade="BF"/>
+    </w:rPr>
+  </w:style>
+  <w:style w:type="character" w:customStyle="1" w:styleId="Heading5Char">
+    <w:name w:val="Heading 5 Char"/>
+    <w:basedOn w:val="DefaultParagraphFont"/>
+    <w:link w:val="Heading5"/>
+    <w:uiPriority w:val="9"/>
+    <w:semiHidden/>
+    <w:rPr>
+      <w:rFonts w:eastAsiaTheme="majorEastAsia" w:cstheme="majorBidi"/>
+      <w:color w:val="0F4761" w:themeColor="accent1" w:themeShade="BF"/>
+    </w:rPr>
+  </w:style>
+  <w:style w:type="character" w:customStyle="1" w:styleId="Heading6Char">
+    <w:name w:val="Heading 6 Char"/>
+    <w:basedOn w:val="DefaultParagraphFont"/>
+    <w:link w:val="Heading6"/>
+    <w:uiPriority w:val="9"/>
+    <w:semiHidden/>
+    <w:rPr>
+      <w:rFonts w:eastAsiaTheme="majorEastAsia" w:cstheme="majorBidi"/>
+      <w:i/>
+      <w:iCs/>
+      <w:color w:val="595959" w:themeColor="text1" w:themeTint="A6"/>
+    </w:rPr>
+  </w:style>
+  <w:style w:type="character" w:customStyle="1" w:styleId="Heading7Char">
+    <w:name w:val="Heading 7 Char"/>
+    <w:basedOn w:val="DefaultParagraphFont"/>
+    <w:link w:val="Heading7"/>
+    <w:uiPriority w:val="9"/>
+    <w:semiHidden/>
+    <w:rPr>
+      <w:rFonts w:eastAsiaTheme="majorEastAsia" w:cstheme="majorBidi"/>
+      <w:color w:val="595959" w:themeColor="text1" w:themeTint="A6"/>
+    </w:rPr>
+  </w:style>
+  <w:style w:type="character" w:customStyle="1" w:styleId="Heading8Char">
+    <w:name w:val="Heading 8 Char"/>
+    <w:basedOn w:val="DefaultParagraphFont"/>
+    <w:link w:val="Heading8"/>
+    <w:uiPriority w:val="9"/>
+    <w:semiHidden/>
+    <w:rPr>
+      <w:rFonts w:eastAsiaTheme="majorEastAsia" w:cstheme="majorBidi"/>
+      <w:i/>
+      <w:iCs/>
+      <w:color w:val="262626" w:themeColor="text1" w:themeTint="D9"/>
+    </w:rPr>
+  </w:style>
+  <w:style w:type="character" w:customStyle="1" w:styleId="Heading9Char">
+    <w:name w:val="Heading 9 Char"/>
+    <w:basedOn w:val="DefaultParagraphFont"/>
+    <w:link w:val="Heading9"/>
+    <w:uiPriority w:val="9"/>
+    <w:semiHidden/>
+    <w:rPr>
+      <w:rFonts w:eastAsiaTheme="majorEastAsia" w:cstheme="majorBidi"/>
+      <w:color w:val="262626" w:themeColor="text1" w:themeTint="D9"/>
+    </w:rPr>
+  </w:style>
+  <w:style w:type="character" w:customStyle="1" w:styleId="TitleChar">
+    <w:name w:val="Title Char"/>
+    <w:basedOn w:val="DefaultParagraphFont"/>
+    <w:link w:val="Title"/>
+    <w:uiPriority w:val="10"/>
+    <w:rPr>
+      <w:rFonts w:asciiTheme="majorHAnsi" w:eastAsiaTheme="majorEastAsia" w:hAnsiTheme="majorHAnsi" w:cstheme="majorBidi"/>
+      <w:spacing w:val="-10"/>
+      <w:kern w:val="28"/>
+      <w:sz w:val="56"/>
+      <w:szCs w:val="56"/>
+    </w:rPr>
+  </w:style>
+  <w:style w:type="character" w:customStyle="1" w:styleId="SubtitleChar">
+    <w:name w:val="Subtitle Char"/>
+    <w:basedOn w:val="DefaultParagraphFont"/>
+    <w:link w:val="Subtitle"/>
+    <w:uiPriority w:val="11"/>
+    <w:rPr>
+      <w:rFonts w:eastAsiaTheme="majorEastAsia" w:cstheme="majorBidi"/>
+      <w:color w:val="595959" w:themeColor="text1" w:themeTint="A6"/>
+      <w:spacing w:val="15"/>
+      <w:sz w:val="28"/>
+      <w:szCs w:val="28"/>
+    </w:rPr>
+  </w:style>
+  <w:style w:type="paragraph" w:styleId="Quote">
+    <w:name w:val="Quote"/>
+    <w:basedOn w:val="Normal"/>
+    <w:next w:val="Normal"/>
+    <w:link w:val="QuoteChar"/>
+    <w:uiPriority w:val="29"/>
+    <w:qFormat/>
+    <w:pPr>
+      <w:spacing w:before="160"/>
+      <w:jc w:val="center"/>
+    </w:pPr>
+    <w:rPr>
+      <w:i/>
+      <w:iCs/>
+      <w:color w:val="404040" w:themeColor="text1" w:themeTint="BF"/>
+    </w:rPr>
+  </w:style>
+  <w:style w:type="character" w:customStyle="1" w:styleId="QuoteChar">
+    <w:name w:val="Quote Char"/>
+    <w:basedOn w:val="DefaultParagraphFont"/>
+    <w:link w:val="Quote"/>
+    <w:uiPriority w:val="29"/>
+    <w:qFormat/>
+    <w:rPr>
+      <w:i/>
+      <w:iCs/>
+      <w:color w:val="404040" w:themeColor="text1" w:themeTint="BF"/>
+    </w:rPr>
+  </w:style>
+  <w:style w:type="paragraph" w:styleId="ListParagraph">
+    <w:name w:val="List Paragraph"/>
+    <w:basedOn w:val="Normal"/>
+    <w:uiPriority w:val="34"/>
+    <w:qFormat/>
+    <w:pPr>
+      <w:ind w:left="720"/>
+      <w:contextualSpacing/>
+    </w:pPr>
+  </w:style>
+  <w:style w:type="character" w:customStyle="1" w:styleId="IntenseEmphasis1">
+    <w:name w:val="Intense Emphasis1"/>
+    <w:basedOn w:val="DefaultParagraphFont"/>
+    <w:uiPriority w:val="21"/>
+    <w:qFormat/>
+    <w:rPr>
+      <w:i/>
+      <w:iCs/>
+      <w:color w:val="0F4761" w:themeColor="accent1" w:themeShade="BF"/>
+    </w:rPr>
+  </w:style>
+  <w:style w:type="paragraph" w:styleId="IntenseQuote">
+    <w:name w:val="Intense Quote"/>
+    <w:basedOn w:val="Normal"/>
+    <w:next w:val="Normal"/>
+    <w:link w:val="IntenseQuoteChar"/>
+    <w:uiPriority w:val="30"/>
+    <w:qFormat/>
+    <w:pPr>
+      <w:pBdr>
+        <w:top w:val="single" w:sz="4" w:space="10" w:color="0F4761" w:themeColor="accent1" w:themeShade="BF"/>
+        <w:bottom w:val="single" w:sz="4" w:space="10" w:color="0F4761" w:themeColor="accent1" w:themeShade="BF"/>
+      </w:pBdr>
+      <w:spacing w:before="360" w:after="360"/>
+      <w:ind w:left="864" w:right="864"/>
+      <w:jc w:val="center"/>
+    </w:pPr>
+    <w:rPr>
+      <w:i/>
+      <w:iCs/>
+      <w:color w:val="0F4761" w:themeColor="accent1" w:themeShade="BF"/>
+    </w:rPr>
+  </w:style>
+  <w:style w:type="character" w:customStyle="1" w:styleId="IntenseQuoteChar">
+    <w:name w:val="Intense Quote Char"/>
+    <w:basedOn w:val="DefaultParagraphFont"/>
+    <w:link w:val="IntenseQuote"/>
+    <w:uiPriority w:val="30"/>
+    <w:qFormat/>
+    <w:rPr>
+      <w:i/>
+      <w:iCs/>
+      <w:color w:val="0F4761" w:themeColor="accent1" w:themeShade="BF"/>
+    </w:rPr>
+  </w:style>
+  <w:style w:type="character" w:customStyle="1" w:styleId="IntenseReference1">
+    <w:name w:val="Intense Reference1"/>
+    <w:basedOn w:val="DefaultParagraphFont"/>
+    <w:uiPriority w:val="32"/>
     <w:qFormat/>
     <w:rPr>
       <w:b/>
       <w:bCs/>
-    </w:rPr>
-  </w:style>
-  <w:style w:type="paragraph" w:styleId="ListParagraph">
-    <w:name w:val="List Paragraph"/>
+      <w:smallCaps/>
+      <w:color w:val="0F4761" w:themeColor="accent1" w:themeShade="BF"/>
+      <w:spacing w:val="5"/>
+    </w:rPr>
+  </w:style>
+  <w:style w:type="character" w:customStyle="1" w:styleId="HeaderChar">
+    <w:name w:val="Header Char"/>
+    <w:basedOn w:val="DefaultParagraphFont"/>
+    <w:link w:val="Header"/>
+    <w:uiPriority w:val="99"/>
     <w:qFormat/>
+  </w:style>
+  <w:style w:type="character" w:customStyle="1" w:styleId="FooterChar">
+    <w:name w:val="Footer Char"/>
+    <w:basedOn w:val="DefaultParagraphFont"/>
+    <w:link w:val="Footer"/>
+    <w:uiPriority w:val="99"/>
+    <w:qFormat/>
+  </w:style>
+  <w:style w:type="paragraph" w:styleId="NormalWeb">
+    <w:name w:val="Normal (Web)"/>
+    <w:basedOn w:val="Normal"/>
+    <w:uiPriority w:val="99"/>
+    <w:unhideWhenUsed/>
+    <w:rsid w:val="00831371"/>
+    <w:pPr>
+      <w:spacing w:before="100" w:beforeAutospacing="1" w:after="100" w:afterAutospacing="1" w:line="240" w:lineRule="auto"/>
+    </w:pPr>
+    <w:rPr>
+      <w:rFonts w:ascii="Times New Roman" w:eastAsia="Times New Roman" w:hAnsi="Times New Roman" w:cs="Times New Roman"/>
+      <w:kern w:val="0"/>
+      <w:lang w:eastAsia="en-IN"/>
+      <w14:ligatures w14:val="none"/>
+    </w:rPr>
+  </w:style>
+  <w:style w:type="character" w:styleId="Strong">
+    <w:name w:val="Strong"/>
+    <w:basedOn w:val="DefaultParagraphFont"/>
+    <w:uiPriority w:val="22"/>
+    <w:qFormat/>
+    <w:rsid w:val="00831371"/>
+    <w:rPr>
+      <w:b/>
+      <w:bCs/>
+    </w:rPr>
   </w:style>
   <w:style w:type="character" w:styleId="Hyperlink">
     <w:name w:val="Hyperlink"/>
+    <w:basedOn w:val="DefaultParagraphFont"/>
     <w:uiPriority w:val="99"/>
     <w:unhideWhenUsed/>
-    <w:rPr>
-      <w:color w:val="0563C1"/>
+    <w:rsid w:val="00DD2FD9"/>
+    <w:rPr>
+      <w:color w:val="467886" w:themeColor="hyperlink"/>
       <w:u w:val="single"/>
     </w:rPr>
   </w:style>
-  <w:style w:type="character" w:styleId="FootnoteReference">
-    <w:name w:val="footnote reference"/>
+  <w:style w:type="character" w:customStyle="1" w:styleId="UnresolvedMention">
+    <w:name w:val="Unresolved Mention"/>
+    <w:basedOn w:val="DefaultParagraphFont"/>
     <w:uiPriority w:val="99"/>
     <w:semiHidden/>
     <w:unhideWhenUsed/>
-    <w:rPr>
-      <w:vertAlign w:val="superscript"/>
-    </w:rPr>
-  </w:style>
-  <w:style w:type="paragraph" w:styleId="FootnoteText">
-    <w:name w:val="footnote text"/>
-    <w:link w:val="FootnoteTextChar"/>
-    <w:uiPriority w:val="99"/>
-    <w:semiHidden/>
-    <w:unhideWhenUsed/>
-    <w:rPr>
-      <w:sz w:val="20"/>
-      <w:szCs w:val="20"/>
-    </w:rPr>
-  </w:style>
-  <w:style w:type="character" w:customStyle="1" w:styleId="FootnoteTextChar">
-    <w:name w:val="Footnote Text Char"/>
-    <w:link w:val="FootnoteText"/>
-    <w:uiPriority w:val="99"/>
-    <w:semiHidden/>
-    <w:unhideWhenUsed/>
-    <w:rPr>
-      <w:sz w:val="20"/>
-      <w:szCs w:val="20"/>
-    </w:rPr>
-  </w:style>
-  <w:style w:type="character" w:styleId="EndnoteReference">
-    <w:name w:val="endnote reference"/>
-    <w:uiPriority w:val="99"/>
-    <w:semiHidden/>
-    <w:unhideWhenUsed/>
-    <w:rPr>
-      <w:vertAlign w:val="superscript"/>
-    </w:rPr>
-  </w:style>
-  <w:style w:type="paragraph" w:styleId="EndnoteText">
-    <w:name w:val="endnote text"/>
-    <w:link w:val="EndnoteTextChar"/>
-    <w:uiPriority w:val="99"/>
-    <w:semiHidden/>
-    <w:unhideWhenUsed/>
-    <w:rPr>
-      <w:sz w:val="20"/>
-      <w:szCs w:val="20"/>
-    </w:rPr>
-  </w:style>
-  <w:style w:type="character" w:customStyle="1" w:styleId="EndnoteTextChar">
-    <w:name w:val="Endnote Text Char"/>
-    <w:link w:val="EndnoteText"/>
-    <w:uiPriority w:val="99"/>
-    <w:semiHidden/>
-    <w:unhideWhenUsed/>
-    <w:rPr>
-      <w:sz w:val="20"/>
-      <w:szCs w:val="20"/>
+    <w:rsid w:val="00DD2FD9"/>
+    <w:rPr>
+      <w:color w:val="605E5C"/>
+      <w:shd w:val="clear" w:color="auto" w:fill="E1DFDD"/>
     </w:rPr>
   </w:style>
 </w:styles>
@@ -1578,39 +2843,39 @@
         <a:sysClr val="window" lastClr="FFFFFF"/>
       </a:lt1>
       <a:dk2>
-        <a:srgbClr val="44546A"/>
+        <a:srgbClr val="0E2841"/>
       </a:dk2>
       <a:lt2>
-        <a:srgbClr val="E7E6E6"/>
+        <a:srgbClr val="E8E8E8"/>
       </a:lt2>
       <a:accent1>
-        <a:srgbClr val="5B9BD5"/>
+        <a:srgbClr val="156082"/>
       </a:accent1>
       <a:accent2>
-        <a:srgbClr val="ED7D31"/>
+        <a:srgbClr val="E97132"/>
       </a:accent2>
       <a:accent3>
-        <a:srgbClr val="A5A5A5"/>
+        <a:srgbClr val="196B24"/>
       </a:accent3>
       <a:accent4>
-        <a:srgbClr val="FFC000"/>
+        <a:srgbClr val="0F9ED5"/>
       </a:accent4>
       <a:accent5>
-        <a:srgbClr val="4472C4"/>
+        <a:srgbClr val="A02B93"/>
       </a:accent5>
       <a:accent6>
-        <a:srgbClr val="70AD47"/>
+        <a:srgbClr val="4EA72E"/>
       </a:accent6>
       <a:hlink>
-        <a:srgbClr val="0563C1"/>
+        <a:srgbClr val="467886"/>
       </a:hlink>
       <a:folHlink>
-        <a:srgbClr val="954F72"/>
+        <a:srgbClr val="96607D"/>
       </a:folHlink>
     </a:clrScheme>
     <a:fontScheme name="Office">
       <a:majorFont>
-        <a:latin typeface="Calibri Light" panose="020F0302020204030204"/>
+        <a:latin typeface="Aptos Display"/>
         <a:ea typeface=""/>
         <a:cs typeface=""/>
         <a:font script="Jpan" typeface="游ゴシック Light"/>
@@ -1645,7 +2910,7 @@
         <a:font script="Geor" typeface="Sylfaen"/>
       </a:majorFont>
       <a:minorFont>
-        <a:latin typeface="Calibri" panose="020F0502020204030204"/>
+        <a:latin typeface="Aptos"/>
         <a:ea typeface=""/>
         <a:cs typeface=""/>
         <a:font script="Jpan" typeface="游明朝"/>
@@ -1739,13 +3004,6 @@
         </a:gradFill>
       </a:fillStyleLst>
       <a:lnStyleLst>
-        <a:ln w="6350" cap="flat" cmpd="sng" algn="ctr">
-          <a:solidFill>
-            <a:schemeClr val="phClr"/>
-          </a:solidFill>
-          <a:prstDash val="solid"/>
-          <a:miter lim="800000"/>
-        </a:ln>
         <a:ln w="12700" cap="flat" cmpd="sng" algn="ctr">
           <a:solidFill>
             <a:schemeClr val="phClr"/>
@@ -1754,6 +3012,13 @@
           <a:miter lim="800000"/>
         </a:ln>
         <a:ln w="19050" cap="flat" cmpd="sng" algn="ctr">
+          <a:solidFill>
+            <a:schemeClr val="phClr"/>
+          </a:solidFill>
+          <a:prstDash val="solid"/>
+          <a:miter lim="800000"/>
+        </a:ln>
+        <a:ln w="25400" cap="flat" cmpd="sng" algn="ctr">
           <a:solidFill>
             <a:schemeClr val="phClr"/>
           </a:solidFill>
@@ -1818,12 +3083,27 @@
       </a:bgFillStyleLst>
     </a:fmtScheme>
   </a:themeElements>
-  <a:objectDefaults/>
+  <a:objectDefaults>
+    <a:lnDef>
+      <a:spPr/>
+      <a:bodyPr/>
+      <a:lstStyle/>
+      <a:style>
+        <a:lnRef idx="2">
+          <a:schemeClr val="accent1"/>
+        </a:lnRef>
+        <a:fillRef idx="0">
+          <a:schemeClr val="accent1"/>
+        </a:fillRef>
+        <a:effectRef idx="1">
+          <a:schemeClr val="accent1"/>
+        </a:effectRef>
+        <a:fontRef idx="minor">
+          <a:schemeClr val="tx1"/>
+        </a:fontRef>
+      </a:style>
+    </a:lnDef>
+  </a:objectDefaults>
   <a:extraClrSchemeLst/>
-  <a:extLst>
-    <a:ext uri="{05A4C25C-085E-4340-85A3-A5531E510DB2}">
-      <thm15:themeFamily xmlns:thm15="http://schemas.microsoft.com/office/thememl/2012/main" name="Office Theme" id="{62F939B6-93AF-4DB8-9C6B-D6C7DFDC589F}" vid="{4A3C46E8-61CC-4603-A589-7422A47A8E4A}"/>
-    </a:ext>
-  </a:extLst>
 </a:theme>
 </file>